--- a/ocm_worknote_taniike.docx
+++ b/ocm_worknote_taniike.docx
@@ -3517,13 +3517,145 @@
           <w:b/>
           <w:bCs/>
         </w:rPr>
-        <w:t xml:space="preserve">Cross-preparation transfer remains to be re-tested</w:t>
-      </w:r>
-      <w:r>
-        <w:t xml:space="preserve"> </w:t>
-      </w:r>
-      <w:r>
-        <w:t xml:space="preserve">under the corrected protocol.</w:t>
+        <w:t xml:space="preserve">Cross-preparation transfer is now measured, and it is where literature data finally helps.</w:t>
+      </w:r>
+      <w:r>
+        <w:t xml:space="preserve"> </w:t>
+      </w:r>
+      <w:r>
+        <w:t xml:space="preserve">Predicting</w:t>
+      </w:r>
+      <w:r>
+        <w:t xml:space="preserve"> </w:t>
+      </w:r>
+      <w:r>
+        <w:rPr>
+          <w:i/>
+          <w:iCs/>
+        </w:rPr>
+        <w:t xml:space="preserve">impregnation</w:t>
+      </w:r>
+      <w:r>
+        <w:t xml:space="preserve"> </w:t>
+      </w:r>
+      <w:r>
+        <w:t xml:space="preserve">literature (different source, same preparation) gives ρ = 0.398; predicting</w:t>
+      </w:r>
+      <w:r>
+        <w:t xml:space="preserve"> </w:t>
+      </w:r>
+      <w:r>
+        <w:rPr>
+          <w:i/>
+          <w:iCs/>
+        </w:rPr>
+        <w:t xml:space="preserve">non-impregnation</w:t>
+      </w:r>
+      <w:r>
+        <w:t xml:space="preserve"> </w:t>
+      </w:r>
+      <w:r>
+        <w:t xml:space="preserve">literature gives ρ = 0.238 — so changing preparation costs a further 0.160. At that</w:t>
+      </w:r>
+      <w:r>
+        <w:t xml:space="preserve"> </w:t>
+      </w:r>
+      <w:r>
+        <w:t xml:space="preserve">range the model is not usable for selection out of preparation: its top-decile picks average 11.35 %</w:t>
+      </w:r>
+      <w:r>
+        <w:t xml:space="preserve"> </w:t>
+      </w:r>
+      <w:r>
+        <w:t xml:space="preserve">true yield against a population mean of 10.33 %, while the genuine top decile averages 21.88 %</w:t>
+      </w:r>
+      <w:r>
+        <w:t xml:space="preserve"> </w:t>
+      </w:r>
+      <w:r>
+        <w:t xml:space="preserve">(enrichment 0.42×, i.e. no better than random).</w:t>
+      </w:r>
+      <w:r>
+        <w:t xml:space="preserve"> </w:t>
+      </w:r>
+      <w:r>
+        <w:rPr>
+          <w:b/>
+          <w:bCs/>
+        </w:rPr>
+        <w:t xml:space="preserve">But adding impregnation literature to training</w:t>
+      </w:r>
+      <w:r>
+        <w:rPr>
+          <w:b/>
+          <w:bCs/>
+        </w:rPr>
+        <w:t xml:space="preserve"> </w:t>
+      </w:r>
+      <w:r>
+        <w:rPr>
+          <w:b/>
+          <w:bCs/>
+        </w:rPr>
+        <w:t xml:space="preserve">raises ρ from 0.238 to 0.388 (+0.150, 5/5 seeds)</w:t>
+      </w:r>
+      <w:r>
+        <w:t xml:space="preserve"> </w:t>
+      </w:r>
+      <w:r>
+        <w:t xml:space="preserve">— the first setting in this study where literature</w:t>
+      </w:r>
+      <w:r>
+        <w:t xml:space="preserve"> </w:t>
+      </w:r>
+      <w:r>
+        <w:t xml:space="preserve">data measurably helps, and consistent with the scope statement in §9: the lab has</w:t>
+      </w:r>
+      <w:r>
+        <w:t xml:space="preserve"> </w:t>
+      </w:r>
+      <w:r>
+        <w:rPr>
+          <w:i/>
+          <w:iCs/>
+        </w:rPr>
+        <w:t xml:space="preserve">no</w:t>
+      </w:r>
+      <w:r>
+        <w:t xml:space="preserve"> </w:t>
+      </w:r>
+      <w:r>
+        <w:t xml:space="preserve">coverage of</w:t>
+      </w:r>
+      <w:r>
+        <w:t xml:space="preserve"> </w:t>
+      </w:r>
+      <w:r>
+        <w:t xml:space="preserve">non-impregnation chemistry, so the literature supplies genuinely new information there. Two caveats:</w:t>
+      </w:r>
+      <w:r>
+        <w:t xml:space="preserve"> </w:t>
+      </w:r>
+      <w:r>
+        <w:t xml:space="preserve">absolute performance remains poor, and plain merging outperforms the prior-feature construction</w:t>
+      </w:r>
+      <w:r>
+        <w:t xml:space="preserve"> </w:t>
+      </w:r>
+      <w:r>
+        <w:t xml:space="preserve">(0.388 vs 0.318). Details in</w:t>
+      </w:r>
+      <w:r>
+        <w:t xml:space="preserve"> </w:t>
+      </w:r>
+      <w:r>
+        <w:rPr>
+          <w:rStyle w:val="VerbatimChar"/>
+        </w:rPr>
+        <w:t xml:space="preserve">phase7_prep_ood.py</w:t>
+      </w:r>
+      <w:r>
+        <w:t xml:space="preserve">; this supersedes the earlier row-level OOD numbers.</w:t>
       </w:r>
     </w:p>
     <w:p>

--- a/ocm_worknote_taniike.docx
+++ b/ocm_worknote_taniike.docx
@@ -3081,297 +3081,45 @@
         <w:pStyle w:val="BodyText"/>
       </w:pPr>
       <w:r>
-        <w:t xml:space="preserve">Whether a campaign should concentrate on the Ba/Mo optimum or spread across supports is a judgement</w:t>
-      </w:r>
-      <w:r>
-        <w:t xml:space="preserve"> </w:t>
-      </w:r>
-      <w:r>
-        <w:t xml:space="preserve">we would rather leave to the laboratory: twenty near-identical catalysts test one hypothesis twenty</w:t>
-      </w:r>
-      <w:r>
-        <w:t xml:space="preserve"> </w:t>
-      </w:r>
-      <w:r>
-        <w:t xml:space="preserve">times, but the alternative sacrifices predicted yield.</w:t>
-      </w:r>
-    </w:p>
-    <w:bookmarkEnd w:id="44"/>
-    <w:bookmarkStart w:id="45" w:name="relation-to-prior-work"/>
-    <w:p>
-      <w:pPr>
-        <w:pStyle w:val="Heading2"/>
-      </w:pPr>
-      <w:r>
-        <w:t xml:space="preserve">9. Relation to prior work</w:t>
-      </w:r>
-    </w:p>
-    <w:p>
-      <w:pPr>
-        <w:pStyle w:val="FirstParagraph"/>
-      </w:pPr>
-      <w:r>
-        <w:t xml:space="preserve">The mechanism of PFT — using a model’s prediction as an input feature — is</w:t>
-      </w:r>
-      <w:r>
-        <w:t xml:space="preserve"> </w:t>
-      </w:r>
-      <w:r>
-        <w:rPr>
-          <w:b/>
-          <w:bCs/>
-        </w:rPr>
-        <w:t xml:space="preserve">stacked generalisation</w:t>
-      </w:r>
-      <w:r>
-        <w:t xml:space="preserve"> </w:t>
-      </w:r>
-      <w:r>
-        <w:t xml:space="preserve">(Wolpert,</w:t>
-      </w:r>
-      <w:r>
-        <w:t xml:space="preserve"> </w:t>
-      </w:r>
-      <w:r>
-        <w:rPr>
-          <w:i/>
-          <w:iCs/>
-        </w:rPr>
-        <w:t xml:space="preserve">Neural Networks</w:t>
-      </w:r>
-      <w:r>
-        <w:t xml:space="preserve"> </w:t>
-      </w:r>
-      <w:r>
-        <w:t xml:space="preserve">5, 1992, 241–259) applied across distributions.</w:t>
-      </w:r>
-      <w:r>
-        <w:t xml:space="preserve"> </w:t>
-      </w:r>
-      <w:r>
-        <w:t xml:space="preserve">“Prior Feature Transfer”</w:t>
-      </w:r>
-      <w:r>
-        <w:t xml:space="preserve"> </w:t>
-      </w:r>
-      <w:r>
-        <w:t xml:space="preserve">was our internal shorthand, not a standard term, and we note that</w:t>
-      </w:r>
-      <w:r>
-        <w:t xml:space="preserve"> </w:t>
-      </w:r>
-      <w:r>
-        <w:t xml:space="preserve">“feature transfer”</w:t>
-      </w:r>
-      <w:r>
-        <w:t xml:space="preserve"> </w:t>
-      </w:r>
-      <w:r>
-        <w:t xml:space="preserve">usually denotes</w:t>
-      </w:r>
-      <w:r>
-        <w:t xml:space="preserve"> </w:t>
-      </w:r>
-      <w:r>
-        <w:rPr>
-          <w:i/>
-          <w:iCs/>
-        </w:rPr>
-        <w:t xml:space="preserve">representation</w:t>
-      </w:r>
-      <w:r>
-        <w:t xml:space="preserve"> </w:t>
-      </w:r>
-      <w:r>
-        <w:t xml:space="preserve">transfer, which this is not.</w:t>
-      </w:r>
-    </w:p>
-    <w:p>
-      <w:pPr>
-        <w:pStyle w:val="BodyText"/>
-      </w:pPr>
-      <w:r>
-        <w:rPr>
-          <w:b/>
-          <w:bCs/>
-        </w:rPr>
-        <w:t xml:space="preserve">Our corrected understanding of when such a method can help.</w:t>
-      </w:r>
-      <w:r>
-        <w:t xml:space="preserve"> </w:t>
-      </w:r>
-      <w:r>
-        <w:t xml:space="preserve">Because the prior</w:t>
-      </w:r>
-      <w:r>
+        <w:rPr>
+          <w:b/>
+          <w:bCs/>
+        </w:rPr>
+        <w:t xml:space="preserve">Our recommended campaign (17 catalysts,</w:t>
+      </w:r>
+      <w:r>
+        <w:rPr>
+          <w:b/>
+          <w:bCs/>
+        </w:rPr>
         <w:t xml:space="preserve"> </w:t>
       </w:r>
       <w:r>
         <w:rPr>
           <w:rStyle w:val="VerbatimChar"/>
-        </w:rPr>
-        <w:t xml:space="preserve">p = f(x)</w:t>
-      </w:r>
-      <w:r>
-        <w:t xml:space="preserve"> </w:t>
-      </w:r>
-      <w:r>
-        <w:t xml:space="preserve">is a</w:t>
-      </w:r>
-      <w:r>
-        <w:t xml:space="preserve"> </w:t>
-      </w:r>
-      <w:r>
-        <w:t xml:space="preserve">deterministic function of features the final model already has,</w:t>
-      </w:r>
-      <w:r>
-        <w:t xml:space="preserve"> </w:t>
-      </w:r>
-      <w:r>
-        <w:rPr>
-          <w:rStyle w:val="VerbatimChar"/>
-        </w:rPr>
-        <w:t xml:space="preserve">I(y; x, f(x)) = I(y; x)</w:t>
-      </w:r>
-      <w:r>
-        <w:t xml:space="preserve"> </w:t>
-      </w:r>
-      <w:r>
-        <w:t xml:space="preserve">— it cannot</w:t>
-      </w:r>
-      <w:r>
-        <w:t xml:space="preserve"> </w:t>
-      </w:r>
-      <w:r>
-        <w:t xml:space="preserve">add information. It can only supply an inductive bias, or exploit source data covering regions the</w:t>
-      </w:r>
-      <w:r>
-        <w:t xml:space="preserve"> </w:t>
-      </w:r>
-      <w:r>
-        <w:t xml:space="preserve">target data does not. Our results indicate neither applies here at the scale that matters, for three</w:t>
-      </w:r>
-      <w:r>
-        <w:t xml:space="preserve"> </w:t>
-      </w:r>
-      <w:r>
-        <w:t xml:space="preserve">reasons: ~78.5 % of the literature is out-of-distribution relative to the lab; quantile normalisation</w:t>
-      </w:r>
-      <w:r>
-        <w:t xml:space="preserve"> </w:t>
-      </w:r>
-      <w:r>
-        <w:t xml:space="preserve">aligns marginal but not conditional distributions; and literature yields are measured under each</w:t>
-      </w:r>
-      <w:r>
-        <w:t xml:space="preserve"> </w:t>
-      </w:r>
-      <w:r>
-        <w:t xml:space="preserve">paper’s own conditions, whereas our target is the maximum over a standardised battery — semantically</w:t>
-      </w:r>
-      <w:r>
-        <w:t xml:space="preserve"> </w:t>
-      </w:r>
-      <w:r>
-        <w:t xml:space="preserve">different quantities.</w:t>
-      </w:r>
-      <w:r>
-        <w:t xml:space="preserve"> </w:t>
-      </w:r>
-      <w:r>
-        <w:rPr>
-          <w:b/>
-          <w:bCs/>
-        </w:rPr>
-        <w:t xml:space="preserve">The honest scope statement is that this family of methods is a local-coverage</w:t>
-      </w:r>
-      <w:r>
-        <w:rPr>
-          <w:b/>
-          <w:bCs/>
-        </w:rPr>
-        <w:t xml:space="preserve"> </w:t>
-      </w:r>
-      <w:r>
-        <w:rPr>
-          <w:b/>
-          <w:bCs/>
-        </w:rPr>
-        <w:t xml:space="preserve">tool, not a global-information tool.</w:t>
-      </w:r>
-    </w:p>
-    <w:p>
-      <w:pPr>
-        <w:pStyle w:val="BodyText"/>
-      </w:pPr>
-      <w:r>
-        <w:t xml:space="preserve">Related approaches remain distinct: Δ-machine-learning (Ramakrishnan et al.,</w:t>
-      </w:r>
-      <w:r>
-        <w:t xml:space="preserve"> </w:t>
-      </w:r>
-      <w:r>
-        <w:rPr>
-          <w:i/>
-          <w:iCs/>
-        </w:rPr>
-        <w:t xml:space="preserve">JCTC</w:t>
-      </w:r>
-      <w:r>
-        <w:t xml:space="preserve"> </w:t>
-      </w:r>
-      <w:r>
-        <w:t xml:space="preserve">11, 2015, 2087)</w:t>
-      </w:r>
-      <w:r>
-        <w:t xml:space="preserve"> </w:t>
-      </w:r>
-      <w:r>
-        <w:t xml:space="preserve">adds a source estimate as an additive baseline, inheriting its scale; importance weighting (Huang et</w:t>
-      </w:r>
-      <w:r>
-        <w:t xml:space="preserve"> </w:t>
-      </w:r>
-      <w:r>
-        <w:t xml:space="preserve">al., NIPS 2006; Sugiyama et al.,</w:t>
-      </w:r>
-      <w:r>
-        <w:t xml:space="preserve"> </w:t>
-      </w:r>
-      <w:r>
-        <w:rPr>
-          <w:i/>
-          <w:iCs/>
-        </w:rPr>
-        <w:t xml:space="preserve">JMLR</w:t>
-      </w:r>
-      <w:r>
-        <w:t xml:space="preserve"> </w:t>
-      </w:r>
-      <w:r>
-        <w:t xml:space="preserve">8, 2007) corrects which records are used but keeps source</w:t>
-      </w:r>
-      <w:r>
-        <w:t xml:space="preserve"> </w:t>
-      </w:r>
-      <w:r>
-        <w:t xml:space="preserve">labels in the objective — our DRST and KMM baselines are instances; label-shift correction (Lipton et</w:t>
-      </w:r>
-      <w:r>
-        <w:t xml:space="preserve"> </w:t>
-      </w:r>
-      <w:r>
-        <w:t xml:space="preserve">al., ICML 2018) reweights to correct the label distribution.</w:t>
-      </w:r>
-    </w:p>
-    <w:bookmarkEnd w:id="45"/>
-    <w:bookmarkStart w:id="46" w:name="limitations-and-next-steps"/>
-    <w:p>
-      <w:pPr>
-        <w:pStyle w:val="Heading2"/>
-      </w:pPr>
-      <w:r>
-        <w:t xml:space="preserve">10. Limitations and next steps</w:t>
+          <w:b/>
+          <w:bCs/>
+        </w:rPr>
+        <w:t xml:space="preserve">campaign_shortlist.csv</w:t>
+      </w:r>
+      <w:r>
+        <w:rPr>
+          <w:b/>
+          <w:bCs/>
+        </w:rPr>
+        <w:t xml:space="preserve">).</w:t>
+      </w:r>
+      <w:r>
+        <w:t xml:space="preserve"> </w:t>
+      </w:r>
+      <w:r>
+        <w:t xml:space="preserve">Rather than submit twenty</w:t>
+      </w:r>
+      <w:r>
+        <w:t xml:space="preserve"> </w:t>
+      </w:r>
+      <w:r>
+        <w:t xml:space="preserve">near-identical catalysts, we suggest splitting the budget:</w:t>
       </w:r>
     </w:p>
     <w:p>
@@ -3387,19 +3135,35 @@
           <w:b/>
           <w:bCs/>
         </w:rPr>
-        <w:t xml:space="preserve">The literature contribution is not demonstrated.</w:t>
-      </w:r>
-      <w:r>
-        <w:t xml:space="preserve"> </w:t>
-      </w:r>
-      <w:r>
-        <w:t xml:space="preserve">Four designs plus a 28-family follow-up all</w:t>
-      </w:r>
-      <w:r>
-        <w:t xml:space="preserve"> </w:t>
-      </w:r>
-      <w:r>
-        <w:t xml:space="preserve">returned null. We report this rather than continue searching for a variant that scores well.</w:t>
+        <w:t xml:space="preserve">Tier A — 12 catalysts, the model’s optimum</w:t>
+      </w:r>
+      <w:r>
+        <w:t xml:space="preserve"> </w:t>
+      </w:r>
+      <w:r>
+        <w:t xml:space="preserve">(predicted 18.33–18.79 %). This is where the expected</w:t>
+      </w:r>
+      <w:r>
+        <w:t xml:space="preserve"> </w:t>
+      </w:r>
+      <w:r>
+        <w:t xml:space="preserve">hits are. From the retrospective grouped-CV precision@20, we would expect roughly</w:t>
+      </w:r>
+      <w:r>
+        <w:t xml:space="preserve"> </w:t>
+      </w:r>
+      <w:r>
+        <w:rPr>
+          <w:b/>
+          <w:bCs/>
+        </w:rPr>
+        <w:t xml:space="preserve">2–8 of the 12</w:t>
+      </w:r>
+      <w:r>
+        <w:t xml:space="preserve"> </w:t>
+      </w:r>
+      <w:r>
+        <w:t xml:space="preserve">to be genuine top-decile performers (95 % CI 0.15–0.65 — deliberately a wide interval).</w:t>
       </w:r>
     </w:p>
     <w:p>
@@ -3415,19 +3179,339 @@
           <w:b/>
           <w:bCs/>
         </w:rPr>
-        <w:t xml:space="preserve">Novel promoter families cannot be priced.</w:t>
-      </w:r>
-      <w:r>
-        <w:t xml:space="preserve"> </w:t>
-      </w:r>
-      <w:r>
-        <w:t xml:space="preserve">This is structural, not a modelling deficiency — but</w:t>
-      </w:r>
-      <w:r>
-        <w:t xml:space="preserve"> </w:t>
-      </w:r>
-      <w:r>
-        <w:t xml:space="preserve">§7 quantifies the data required to remove the limitation.</w:t>
+        <w:t xml:space="preserve">Tier B — 5 catalysts, one per alternative support</w:t>
+      </w:r>
+      <w:r>
+        <w:t xml:space="preserve"> </w:t>
+      </w:r>
+      <w:r>
+        <w:t xml:space="preserve">(Ti 16.49, La 15.82, Ca 15.54, Mg 14.66,</w:t>
+      </w:r>
+      <w:r>
+        <w:t xml:space="preserve"> </w:t>
+      </w:r>
+      <w:r>
+        <w:t xml:space="preserve">Si 13.83). These cost predicted yield and we do not expect them to win. They are an</w:t>
+      </w:r>
+      <w:r>
+        <w:t xml:space="preserve"> </w:t>
+      </w:r>
+      <w:r>
+        <w:rPr>
+          <w:i/>
+          <w:iCs/>
+        </w:rPr>
+        <w:t xml:space="preserve">information</w:t>
+      </w:r>
+      <w:r>
+        <w:t xml:space="preserve"> </w:t>
+      </w:r>
+      <w:r>
+        <w:t xml:space="preserve">purchase: 78 % of the lab’s existing top decile already contains Ba, so the model’s strong Ba</w:t>
+      </w:r>
+      <w:r>
+        <w:t xml:space="preserve"> </w:t>
+      </w:r>
+      <w:r>
+        <w:t xml:space="preserve">preference may partly reflect that coverage rather than chemistry. If several Tier-B catalysts</w:t>
+      </w:r>
+      <w:r>
+        <w:t xml:space="preserve"> </w:t>
+      </w:r>
+      <w:r>
+        <w:t xml:space="preserve">outperform their predictions, that tells us something the Tier-A catalysts cannot.</w:t>
+      </w:r>
+    </w:p>
+    <w:p>
+      <w:pPr>
+        <w:pStyle w:val="FirstParagraph"/>
+      </w:pPr>
+      <w:r>
+        <w:t xml:space="preserve">We would of course defer to your judgement on synthesis feasibility, and are happy to reweight the</w:t>
+      </w:r>
+      <w:r>
+        <w:t xml:space="preserve"> </w:t>
+      </w:r>
+      <w:r>
+        <w:t xml:space="preserve">split.</w:t>
+      </w:r>
+    </w:p>
+    <w:bookmarkEnd w:id="44"/>
+    <w:bookmarkStart w:id="45" w:name="relation-to-prior-work"/>
+    <w:p>
+      <w:pPr>
+        <w:pStyle w:val="Heading2"/>
+      </w:pPr>
+      <w:r>
+        <w:t xml:space="preserve">9. Relation to prior work</w:t>
+      </w:r>
+    </w:p>
+    <w:p>
+      <w:pPr>
+        <w:pStyle w:val="FirstParagraph"/>
+      </w:pPr>
+      <w:r>
+        <w:t xml:space="preserve">The mechanism of PFT — using a model’s prediction as an input feature — is</w:t>
+      </w:r>
+      <w:r>
+        <w:t xml:space="preserve"> </w:t>
+      </w:r>
+      <w:r>
+        <w:rPr>
+          <w:b/>
+          <w:bCs/>
+        </w:rPr>
+        <w:t xml:space="preserve">stacked generalisation</w:t>
+      </w:r>
+      <w:r>
+        <w:t xml:space="preserve"> </w:t>
+      </w:r>
+      <w:r>
+        <w:t xml:space="preserve">(Wolpert,</w:t>
+      </w:r>
+      <w:r>
+        <w:t xml:space="preserve"> </w:t>
+      </w:r>
+      <w:r>
+        <w:rPr>
+          <w:i/>
+          <w:iCs/>
+        </w:rPr>
+        <w:t xml:space="preserve">Neural Networks</w:t>
+      </w:r>
+      <w:r>
+        <w:t xml:space="preserve"> </w:t>
+      </w:r>
+      <w:r>
+        <w:t xml:space="preserve">5, 1992, 241–259) applied across distributions.</w:t>
+      </w:r>
+      <w:r>
+        <w:t xml:space="preserve"> </w:t>
+      </w:r>
+      <w:r>
+        <w:t xml:space="preserve">“Prior Feature Transfer”</w:t>
+      </w:r>
+      <w:r>
+        <w:t xml:space="preserve"> </w:t>
+      </w:r>
+      <w:r>
+        <w:t xml:space="preserve">was our internal shorthand, not a standard term, and we note that</w:t>
+      </w:r>
+      <w:r>
+        <w:t xml:space="preserve"> </w:t>
+      </w:r>
+      <w:r>
+        <w:t xml:space="preserve">“feature transfer”</w:t>
+      </w:r>
+      <w:r>
+        <w:t xml:space="preserve"> </w:t>
+      </w:r>
+      <w:r>
+        <w:t xml:space="preserve">usually denotes</w:t>
+      </w:r>
+      <w:r>
+        <w:t xml:space="preserve"> </w:t>
+      </w:r>
+      <w:r>
+        <w:rPr>
+          <w:i/>
+          <w:iCs/>
+        </w:rPr>
+        <w:t xml:space="preserve">representation</w:t>
+      </w:r>
+      <w:r>
+        <w:t xml:space="preserve"> </w:t>
+      </w:r>
+      <w:r>
+        <w:t xml:space="preserve">transfer, which this is not.</w:t>
+      </w:r>
+    </w:p>
+    <w:p>
+      <w:pPr>
+        <w:pStyle w:val="BodyText"/>
+      </w:pPr>
+      <w:r>
+        <w:rPr>
+          <w:b/>
+          <w:bCs/>
+        </w:rPr>
+        <w:t xml:space="preserve">Our corrected understanding of when such a method can help.</w:t>
+      </w:r>
+      <w:r>
+        <w:t xml:space="preserve"> </w:t>
+      </w:r>
+      <w:r>
+        <w:t xml:space="preserve">Because the prior</w:t>
+      </w:r>
+      <w:r>
+        <w:t xml:space="preserve"> </w:t>
+      </w:r>
+      <w:r>
+        <w:rPr>
+          <w:rStyle w:val="VerbatimChar"/>
+        </w:rPr>
+        <w:t xml:space="preserve">p = f(x)</w:t>
+      </w:r>
+      <w:r>
+        <w:t xml:space="preserve"> </w:t>
+      </w:r>
+      <w:r>
+        <w:t xml:space="preserve">is a</w:t>
+      </w:r>
+      <w:r>
+        <w:t xml:space="preserve"> </w:t>
+      </w:r>
+      <w:r>
+        <w:t xml:space="preserve">deterministic function of features the final model already has,</w:t>
+      </w:r>
+      <w:r>
+        <w:t xml:space="preserve"> </w:t>
+      </w:r>
+      <w:r>
+        <w:rPr>
+          <w:rStyle w:val="VerbatimChar"/>
+        </w:rPr>
+        <w:t xml:space="preserve">I(y; x, f(x)) = I(y; x)</w:t>
+      </w:r>
+      <w:r>
+        <w:t xml:space="preserve"> </w:t>
+      </w:r>
+      <w:r>
+        <w:t xml:space="preserve">— it cannot</w:t>
+      </w:r>
+      <w:r>
+        <w:t xml:space="preserve"> </w:t>
+      </w:r>
+      <w:r>
+        <w:t xml:space="preserve">add information. It can only supply an inductive bias, or exploit source data covering regions the</w:t>
+      </w:r>
+      <w:r>
+        <w:t xml:space="preserve"> </w:t>
+      </w:r>
+      <w:r>
+        <w:t xml:space="preserve">target data does not. Our results indicate neither applies here at the scale that matters, for three</w:t>
+      </w:r>
+      <w:r>
+        <w:t xml:space="preserve"> </w:t>
+      </w:r>
+      <w:r>
+        <w:t xml:space="preserve">reasons: ~78.5 % of the literature is out-of-distribution relative to the lab; quantile normalisation</w:t>
+      </w:r>
+      <w:r>
+        <w:t xml:space="preserve"> </w:t>
+      </w:r>
+      <w:r>
+        <w:t xml:space="preserve">aligns marginal but not conditional distributions; and literature yields are measured under each</w:t>
+      </w:r>
+      <w:r>
+        <w:t xml:space="preserve"> </w:t>
+      </w:r>
+      <w:r>
+        <w:t xml:space="preserve">paper’s own conditions, whereas our target is the maximum over a standardised battery — semantically</w:t>
+      </w:r>
+      <w:r>
+        <w:t xml:space="preserve"> </w:t>
+      </w:r>
+      <w:r>
+        <w:t xml:space="preserve">different quantities.</w:t>
+      </w:r>
+      <w:r>
+        <w:t xml:space="preserve"> </w:t>
+      </w:r>
+      <w:r>
+        <w:rPr>
+          <w:b/>
+          <w:bCs/>
+        </w:rPr>
+        <w:t xml:space="preserve">The honest scope statement is that this family of methods is a local-coverage</w:t>
+      </w:r>
+      <w:r>
+        <w:rPr>
+          <w:b/>
+          <w:bCs/>
+        </w:rPr>
+        <w:t xml:space="preserve"> </w:t>
+      </w:r>
+      <w:r>
+        <w:rPr>
+          <w:b/>
+          <w:bCs/>
+        </w:rPr>
+        <w:t xml:space="preserve">tool, not a global-information tool.</w:t>
+      </w:r>
+    </w:p>
+    <w:p>
+      <w:pPr>
+        <w:pStyle w:val="BodyText"/>
+      </w:pPr>
+      <w:r>
+        <w:t xml:space="preserve">Related approaches remain distinct: Δ-machine-learning (Ramakrishnan et al.,</w:t>
+      </w:r>
+      <w:r>
+        <w:t xml:space="preserve"> </w:t>
+      </w:r>
+      <w:r>
+        <w:rPr>
+          <w:i/>
+          <w:iCs/>
+        </w:rPr>
+        <w:t xml:space="preserve">JCTC</w:t>
+      </w:r>
+      <w:r>
+        <w:t xml:space="preserve"> </w:t>
+      </w:r>
+      <w:r>
+        <w:t xml:space="preserve">11, 2015, 2087)</w:t>
+      </w:r>
+      <w:r>
+        <w:t xml:space="preserve"> </w:t>
+      </w:r>
+      <w:r>
+        <w:t xml:space="preserve">adds a source estimate as an additive baseline, inheriting its scale; importance weighting (Huang et</w:t>
+      </w:r>
+      <w:r>
+        <w:t xml:space="preserve"> </w:t>
+      </w:r>
+      <w:r>
+        <w:t xml:space="preserve">al., NIPS 2006; Sugiyama et al.,</w:t>
+      </w:r>
+      <w:r>
+        <w:t xml:space="preserve"> </w:t>
+      </w:r>
+      <w:r>
+        <w:rPr>
+          <w:i/>
+          <w:iCs/>
+        </w:rPr>
+        <w:t xml:space="preserve">JMLR</w:t>
+      </w:r>
+      <w:r>
+        <w:t xml:space="preserve"> </w:t>
+      </w:r>
+      <w:r>
+        <w:t xml:space="preserve">8, 2007) corrects which records are used but keeps source</w:t>
+      </w:r>
+      <w:r>
+        <w:t xml:space="preserve"> </w:t>
+      </w:r>
+      <w:r>
+        <w:t xml:space="preserve">labels in the objective — our DRST and KMM baselines are instances; label-shift correction (Lipton et</w:t>
+      </w:r>
+      <w:r>
+        <w:t xml:space="preserve"> </w:t>
+      </w:r>
+      <w:r>
+        <w:t xml:space="preserve">al., ICML 2018) reweights to correct the label distribution.</w:t>
+      </w:r>
+    </w:p>
+    <w:bookmarkEnd w:id="45"/>
+    <w:bookmarkStart w:id="46" w:name="limitations-and-next-steps"/>
+    <w:p>
+      <w:pPr>
+        <w:pStyle w:val="Heading2"/>
+      </w:pPr>
+      <w:r>
+        <w:t xml:space="preserve">10. Limitations and next steps</w:t>
       </w:r>
     </w:p>
     <w:p>
@@ -3435,7 +3519,7 @@
         <w:pStyle w:val="Compact"/>
         <w:numPr>
           <w:ilvl w:val="0"/>
-          <w:numId w:val="1002"/>
+          <w:numId w:val="1003"/>
         </w:numPr>
       </w:pPr>
       <w:r>
@@ -3443,31 +3527,19 @@
           <w:b/>
           <w:bCs/>
         </w:rPr>
-        <w:t xml:space="preserve">The target carries a measurement-effort confound.</w:t>
-      </w:r>
-      <w:r>
-        <w:t xml:space="preserve"> </w:t>
-      </w:r>
-      <w:r>
-        <w:t xml:space="preserve">47 catalysts have fewer than 20 measurements</w:t>
-      </w:r>
-      <w:r>
-        <w:t xml:space="preserve"> </w:t>
-      </w:r>
-      <w:r>
-        <w:t xml:space="preserve">and systematically low maxima; part is a pure sampling effect, part appears to be deliberate early</w:t>
-      </w:r>
-      <w:r>
-        <w:t xml:space="preserve"> </w:t>
-      </w:r>
-      <w:r>
-        <w:t xml:space="preserve">stopping. Excluding them changes our headline metric by 0.002, so nothing hinges on it — but we</w:t>
-      </w:r>
-      <w:r>
-        <w:t xml:space="preserve"> </w:t>
-      </w:r>
-      <w:r>
-        <w:t xml:space="preserve">would welcome confirmation of which it is.</w:t>
+        <w:t xml:space="preserve">The literature contribution is not demonstrated.</w:t>
+      </w:r>
+      <w:r>
+        <w:t xml:space="preserve"> </w:t>
+      </w:r>
+      <w:r>
+        <w:t xml:space="preserve">Four designs plus a 28-family follow-up all</w:t>
+      </w:r>
+      <w:r>
+        <w:t xml:space="preserve"> </w:t>
+      </w:r>
+      <w:r>
+        <w:t xml:space="preserve">returned null. We report this rather than continue searching for a variant that scores well.</w:t>
       </w:r>
     </w:p>
     <w:p>
@@ -3475,7 +3547,7 @@
         <w:pStyle w:val="Compact"/>
         <w:numPr>
           <w:ilvl w:val="0"/>
-          <w:numId w:val="1002"/>
+          <w:numId w:val="1003"/>
         </w:numPr>
       </w:pPr>
       <w:r>
@@ -3483,25 +3555,19 @@
           <w:b/>
           <w:bCs/>
         </w:rPr>
-        <w:t xml:space="preserve">The unrecorded reaction conditions are the largest single opportunity.</w:t>
-      </w:r>
-      <w:r>
-        <w:t xml:space="preserve"> </w:t>
-      </w:r>
-      <w:r>
-        <w:t xml:space="preserve">If those ~27 variables</w:t>
-      </w:r>
-      <w:r>
-        <w:t xml:space="preserve"> </w:t>
-      </w:r>
-      <w:r>
-        <w:t xml:space="preserve">exist in a retrievable form, the 18.2 % irreducible variance becomes partly learnable and</w:t>
-      </w:r>
-      <w:r>
-        <w:t xml:space="preserve"> </w:t>
-      </w:r>
-      <w:r>
-        <w:t xml:space="preserve">condition-level modelling becomes meaningful.</w:t>
+        <w:t xml:space="preserve">Novel promoter families cannot be priced.</w:t>
+      </w:r>
+      <w:r>
+        <w:t xml:space="preserve"> </w:t>
+      </w:r>
+      <w:r>
+        <w:t xml:space="preserve">This is structural, not a modelling deficiency — but</w:t>
+      </w:r>
+      <w:r>
+        <w:t xml:space="preserve"> </w:t>
+      </w:r>
+      <w:r>
+        <w:t xml:space="preserve">§7 quantifies the data required to remove the limitation.</w:t>
       </w:r>
     </w:p>
     <w:p>
@@ -3509,7 +3575,7 @@
         <w:pStyle w:val="Compact"/>
         <w:numPr>
           <w:ilvl w:val="0"/>
-          <w:numId w:val="1002"/>
+          <w:numId w:val="1003"/>
         </w:numPr>
       </w:pPr>
       <w:r>
@@ -3517,145 +3583,31 @@
           <w:b/>
           <w:bCs/>
         </w:rPr>
-        <w:t xml:space="preserve">Cross-preparation transfer is now measured, and it is where literature data finally helps.</w:t>
-      </w:r>
-      <w:r>
-        <w:t xml:space="preserve"> </w:t>
-      </w:r>
-      <w:r>
-        <w:t xml:space="preserve">Predicting</w:t>
-      </w:r>
-      <w:r>
-        <w:t xml:space="preserve"> </w:t>
-      </w:r>
-      <w:r>
-        <w:rPr>
-          <w:i/>
-          <w:iCs/>
-        </w:rPr>
-        <w:t xml:space="preserve">impregnation</w:t>
-      </w:r>
-      <w:r>
-        <w:t xml:space="preserve"> </w:t>
-      </w:r>
-      <w:r>
-        <w:t xml:space="preserve">literature (different source, same preparation) gives ρ = 0.398; predicting</w:t>
-      </w:r>
-      <w:r>
-        <w:t xml:space="preserve"> </w:t>
-      </w:r>
-      <w:r>
-        <w:rPr>
-          <w:i/>
-          <w:iCs/>
-        </w:rPr>
-        <w:t xml:space="preserve">non-impregnation</w:t>
-      </w:r>
-      <w:r>
-        <w:t xml:space="preserve"> </w:t>
-      </w:r>
-      <w:r>
-        <w:t xml:space="preserve">literature gives ρ = 0.238 — so changing preparation costs a further 0.160. At that</w:t>
-      </w:r>
-      <w:r>
-        <w:t xml:space="preserve"> </w:t>
-      </w:r>
-      <w:r>
-        <w:t xml:space="preserve">range the model is not usable for selection out of preparation: its top-decile picks average 11.35 %</w:t>
-      </w:r>
-      <w:r>
-        <w:t xml:space="preserve"> </w:t>
-      </w:r>
-      <w:r>
-        <w:t xml:space="preserve">true yield against a population mean of 10.33 %, while the genuine top decile averages 21.88 %</w:t>
-      </w:r>
-      <w:r>
-        <w:t xml:space="preserve"> </w:t>
-      </w:r>
-      <w:r>
-        <w:t xml:space="preserve">(enrichment 0.42×, i.e. no better than random).</w:t>
-      </w:r>
-      <w:r>
-        <w:t xml:space="preserve"> </w:t>
-      </w:r>
-      <w:r>
-        <w:rPr>
-          <w:b/>
-          <w:bCs/>
-        </w:rPr>
-        <w:t xml:space="preserve">But adding impregnation literature to training</w:t>
-      </w:r>
-      <w:r>
-        <w:rPr>
-          <w:b/>
-          <w:bCs/>
-        </w:rPr>
-        <w:t xml:space="preserve"> </w:t>
-      </w:r>
-      <w:r>
-        <w:rPr>
-          <w:b/>
-          <w:bCs/>
-        </w:rPr>
-        <w:t xml:space="preserve">raises ρ from 0.238 to 0.388 (+0.150, 5/5 seeds)</w:t>
-      </w:r>
-      <w:r>
-        <w:t xml:space="preserve"> </w:t>
-      </w:r>
-      <w:r>
-        <w:t xml:space="preserve">— the first setting in this study where literature</w:t>
-      </w:r>
-      <w:r>
-        <w:t xml:space="preserve"> </w:t>
-      </w:r>
-      <w:r>
-        <w:t xml:space="preserve">data measurably helps, and consistent with the scope statement in §9: the lab has</w:t>
-      </w:r>
-      <w:r>
-        <w:t xml:space="preserve"> </w:t>
-      </w:r>
-      <w:r>
-        <w:rPr>
-          <w:i/>
-          <w:iCs/>
-        </w:rPr>
-        <w:t xml:space="preserve">no</w:t>
-      </w:r>
-      <w:r>
-        <w:t xml:space="preserve"> </w:t>
-      </w:r>
-      <w:r>
-        <w:t xml:space="preserve">coverage of</w:t>
-      </w:r>
-      <w:r>
-        <w:t xml:space="preserve"> </w:t>
-      </w:r>
-      <w:r>
-        <w:t xml:space="preserve">non-impregnation chemistry, so the literature supplies genuinely new information there. Two caveats:</w:t>
-      </w:r>
-      <w:r>
-        <w:t xml:space="preserve"> </w:t>
-      </w:r>
-      <w:r>
-        <w:t xml:space="preserve">absolute performance remains poor, and plain merging outperforms the prior-feature construction</w:t>
-      </w:r>
-      <w:r>
-        <w:t xml:space="preserve"> </w:t>
-      </w:r>
-      <w:r>
-        <w:t xml:space="preserve">(0.388 vs 0.318). Details in</w:t>
-      </w:r>
-      <w:r>
-        <w:t xml:space="preserve"> </w:t>
-      </w:r>
-      <w:r>
-        <w:rPr>
-          <w:rStyle w:val="VerbatimChar"/>
-        </w:rPr>
-        <w:t xml:space="preserve">phase7_prep_ood.py</w:t>
-      </w:r>
-      <w:r>
-        <w:t xml:space="preserve">; this supersedes the earlier row-level OOD numbers.</w:t>
+        <w:t xml:space="preserve">The target carries a measurement-effort confound.</w:t>
+      </w:r>
+      <w:r>
+        <w:t xml:space="preserve"> </w:t>
+      </w:r>
+      <w:r>
+        <w:t xml:space="preserve">47 catalysts have fewer than 20 measurements</w:t>
+      </w:r>
+      <w:r>
+        <w:t xml:space="preserve"> </w:t>
+      </w:r>
+      <w:r>
+        <w:t xml:space="preserve">and systematically low maxima; part is a pure sampling effect, part appears to be deliberate early</w:t>
+      </w:r>
+      <w:r>
+        <w:t xml:space="preserve"> </w:t>
+      </w:r>
+      <w:r>
+        <w:t xml:space="preserve">stopping. Excluding them changes our headline metric by 0.002, so nothing hinges on it — but we</w:t>
+      </w:r>
+      <w:r>
+        <w:t xml:space="preserve"> </w:t>
+      </w:r>
+      <w:r>
+        <w:t xml:space="preserve">would welcome confirmation of which it is.</w:t>
       </w:r>
     </w:p>
     <w:p>
@@ -3663,7 +3615,195 @@
         <w:pStyle w:val="Compact"/>
         <w:numPr>
           <w:ilvl w:val="0"/>
-          <w:numId w:val="1002"/>
+          <w:numId w:val="1003"/>
+        </w:numPr>
+      </w:pPr>
+      <w:r>
+        <w:rPr>
+          <w:b/>
+          <w:bCs/>
+        </w:rPr>
+        <w:t xml:space="preserve">The unrecorded reaction conditions are the largest single opportunity.</w:t>
+      </w:r>
+      <w:r>
+        <w:t xml:space="preserve"> </w:t>
+      </w:r>
+      <w:r>
+        <w:t xml:space="preserve">If those ~27 variables</w:t>
+      </w:r>
+      <w:r>
+        <w:t xml:space="preserve"> </w:t>
+      </w:r>
+      <w:r>
+        <w:t xml:space="preserve">exist in a retrievable form, the 18.2 % irreducible variance becomes partly learnable and</w:t>
+      </w:r>
+      <w:r>
+        <w:t xml:space="preserve"> </w:t>
+      </w:r>
+      <w:r>
+        <w:t xml:space="preserve">condition-level modelling becomes meaningful.</w:t>
+      </w:r>
+    </w:p>
+    <w:p>
+      <w:pPr>
+        <w:pStyle w:val="Compact"/>
+        <w:numPr>
+          <w:ilvl w:val="0"/>
+          <w:numId w:val="1003"/>
+        </w:numPr>
+      </w:pPr>
+      <w:r>
+        <w:rPr>
+          <w:b/>
+          <w:bCs/>
+        </w:rPr>
+        <w:t xml:space="preserve">Cross-preparation transfer is now measured, and it is where literature data finally helps.</w:t>
+      </w:r>
+      <w:r>
+        <w:t xml:space="preserve"> </w:t>
+      </w:r>
+      <w:r>
+        <w:t xml:space="preserve">Predicting</w:t>
+      </w:r>
+      <w:r>
+        <w:t xml:space="preserve"> </w:t>
+      </w:r>
+      <w:r>
+        <w:rPr>
+          <w:i/>
+          <w:iCs/>
+        </w:rPr>
+        <w:t xml:space="preserve">impregnation</w:t>
+      </w:r>
+      <w:r>
+        <w:t xml:space="preserve"> </w:t>
+      </w:r>
+      <w:r>
+        <w:t xml:space="preserve">literature (different source, same preparation) gives ρ = 0.398; predicting</w:t>
+      </w:r>
+      <w:r>
+        <w:t xml:space="preserve"> </w:t>
+      </w:r>
+      <w:r>
+        <w:rPr>
+          <w:i/>
+          <w:iCs/>
+        </w:rPr>
+        <w:t xml:space="preserve">non-impregnation</w:t>
+      </w:r>
+      <w:r>
+        <w:t xml:space="preserve"> </w:t>
+      </w:r>
+      <w:r>
+        <w:t xml:space="preserve">literature gives ρ = 0.238 — so changing preparation costs a further 0.160. At that</w:t>
+      </w:r>
+      <w:r>
+        <w:t xml:space="preserve"> </w:t>
+      </w:r>
+      <w:r>
+        <w:t xml:space="preserve">range the model is not usable for selection out of preparation: its top-decile picks average 11.35 %</w:t>
+      </w:r>
+      <w:r>
+        <w:t xml:space="preserve"> </w:t>
+      </w:r>
+      <w:r>
+        <w:t xml:space="preserve">true yield against a population mean of 10.33 %, while the genuine top decile averages 21.88 %</w:t>
+      </w:r>
+      <w:r>
+        <w:t xml:space="preserve"> </w:t>
+      </w:r>
+      <w:r>
+        <w:t xml:space="preserve">(enrichment 0.42×, i.e. no better than random).</w:t>
+      </w:r>
+      <w:r>
+        <w:t xml:space="preserve"> </w:t>
+      </w:r>
+      <w:r>
+        <w:rPr>
+          <w:b/>
+          <w:bCs/>
+        </w:rPr>
+        <w:t xml:space="preserve">But adding impregnation literature to training</w:t>
+      </w:r>
+      <w:r>
+        <w:rPr>
+          <w:b/>
+          <w:bCs/>
+        </w:rPr>
+        <w:t xml:space="preserve"> </w:t>
+      </w:r>
+      <w:r>
+        <w:rPr>
+          <w:b/>
+          <w:bCs/>
+        </w:rPr>
+        <w:t xml:space="preserve">raises ρ from 0.238 to 0.388 (+0.150, 5/5 seeds)</w:t>
+      </w:r>
+      <w:r>
+        <w:t xml:space="preserve"> </w:t>
+      </w:r>
+      <w:r>
+        <w:t xml:space="preserve">— the first setting in this study where literature</w:t>
+      </w:r>
+      <w:r>
+        <w:t xml:space="preserve"> </w:t>
+      </w:r>
+      <w:r>
+        <w:t xml:space="preserve">data measurably helps, and consistent with the scope statement in §9: the lab has</w:t>
+      </w:r>
+      <w:r>
+        <w:t xml:space="preserve"> </w:t>
+      </w:r>
+      <w:r>
+        <w:rPr>
+          <w:i/>
+          <w:iCs/>
+        </w:rPr>
+        <w:t xml:space="preserve">no</w:t>
+      </w:r>
+      <w:r>
+        <w:t xml:space="preserve"> </w:t>
+      </w:r>
+      <w:r>
+        <w:t xml:space="preserve">coverage of</w:t>
+      </w:r>
+      <w:r>
+        <w:t xml:space="preserve"> </w:t>
+      </w:r>
+      <w:r>
+        <w:t xml:space="preserve">non-impregnation chemistry, so the literature supplies genuinely new information there. Two caveats:</w:t>
+      </w:r>
+      <w:r>
+        <w:t xml:space="preserve"> </w:t>
+      </w:r>
+      <w:r>
+        <w:t xml:space="preserve">absolute performance remains poor, and plain merging outperforms the prior-feature construction</w:t>
+      </w:r>
+      <w:r>
+        <w:t xml:space="preserve"> </w:t>
+      </w:r>
+      <w:r>
+        <w:t xml:space="preserve">(0.388 vs 0.318). Details in</w:t>
+      </w:r>
+      <w:r>
+        <w:t xml:space="preserve"> </w:t>
+      </w:r>
+      <w:r>
+        <w:rPr>
+          <w:rStyle w:val="VerbatimChar"/>
+        </w:rPr>
+        <w:t xml:space="preserve">phase7_prep_ood.py</w:t>
+      </w:r>
+      <w:r>
+        <w:t xml:space="preserve">; this supersedes the earlier row-level OOD numbers.</w:t>
+      </w:r>
+    </w:p>
+    <w:p>
+      <w:pPr>
+        <w:pStyle w:val="Compact"/>
+        <w:numPr>
+          <w:ilvl w:val="0"/>
+          <w:numId w:val="1003"/>
         </w:numPr>
       </w:pPr>
       <w:r>
@@ -4060,6 +4200,9 @@
     </w:lvlOverride>
   </w:num>
   <w:num w:numId="1002">
+    <w:abstractNumId w:val="991"/>
+  </w:num>
+  <w:num w:numId="1003">
     <w:abstractNumId w:val="991"/>
   </w:num>
 </w:numbering>

--- a/ocm_worknote_taniike.docx
+++ b/ocm_worknote_taniike.docx
@@ -211,7 +211,7 @@
         <w:t xml:space="preserve"> </w:t>
       </w:r>
       <w:r>
-        <w:t xml:space="preserve">about 10 % over a lab-only baseline.</w:t>
+        <w:t xml:space="preserve">10.6 % over a lab-only baseline.</w:t>
       </w:r>
       <w:r>
         <w:t xml:space="preserve"> </w:t>
@@ -284,7 +284,7 @@
               <w:pStyle w:val="Compact"/>
             </w:pPr>
             <w:r>
-              <w:t xml:space="preserve">PFT improves CV RMSE by ≈10 %</w:t>
+              <w:t xml:space="preserve">PFT improves CV RMSE by 10.6 % (v1: 1.907 vs baseline 2.133)</w:t>
             </w:r>
           </w:p>
         </w:tc>
@@ -383,13 +383,13 @@
                 <w:b/>
                 <w:bCs/>
               </w:rPr>
-              <w:t xml:space="preserve">Unnecessary.</w:t>
+              <w:t xml:space="preserve">Not supported.</w:t>
             </w:r>
             <w:r>
               <w:t xml:space="preserve"> </w:t>
             </w:r>
             <w:r>
-              <w:t xml:space="preserve">Quantile-normalised ≈ raw ≈ rank priors (0.001–0.005 RMSE apart)</w:t>
+              <w:t xml:space="preserve">Label treatment moves RMSE by 0.001–0.023, which at 3 seeds is inside run-to-run noise</w:t>
             </w:r>
           </w:p>
         </w:tc>
@@ -790,7 +790,7 @@
         <w:t xml:space="preserve"> </w:t>
       </w:r>
       <w:r>
-        <w:t xml:space="preserve">measured ~20 times. Because roughly 27 reaction-condition variables are not recorded as features,</w:t>
+        <w:t xml:space="preserve">measured ~20 times. Because roughly 27 distinct reaction-condition settings per catalyst-temperature are not recorded as features,</w:t>
       </w:r>
       <w:r>
         <w:t xml:space="preserve"> </w:t>
@@ -857,7 +857,7 @@
         <w:pStyle w:val="BodyText"/>
       </w:pPr>
       <w:r>
-        <w:t xml:space="preserve">Version 1 reported 1.912 — only 0.23 above that floor. In hindsight this should itself have prompted</w:t>
+        <w:t xml:space="preserve">Version 1 reported 1.907 — only 0.23 above that floor. In hindsight this should itself have prompted</w:t>
       </w:r>
       <w:r>
         <w:t xml:space="preserve"> </w:t>
@@ -1244,7 +1244,7 @@
           <wp:inline>
             <wp:extent cx="5334000" cy="1109011"/>
             <wp:effectExtent b="0" l="0" r="0" t="0"/>
-            <wp:docPr descr="Figure 5 — KMM weights. Continuous weights agree closely with the DRST filter (r = 0.790)." title="" id="26" name="Picture"/>
+            <wp:docPr descr="Figure 5 — KMM weights. Continuous weights agree closely with the DRST filter (r = 0.792)." title="" id="26" name="Picture"/>
             <a:graphic>
               <a:graphicData uri="http://schemas.openxmlformats.org/drawingml/2006/picture">
                 <pic:pic>
@@ -1297,7 +1297,7 @@
         <w:t xml:space="preserve"> </w:t>
       </w:r>
       <w:r>
-        <w:t xml:space="preserve">Continuous weights agree closely with the DRST filter (r = 0.790).</w:t>
+        <w:t xml:space="preserve">Continuous weights agree closely with the DRST filter (r = 0.792).</w:t>
       </w:r>
     </w:p>
     <w:p>
@@ -1492,7 +1492,13 @@
         <w:t xml:space="preserve"> </w:t>
       </w:r>
       <w:r>
-        <w:t xml:space="preserve">Three independent checks establish the mechanism:</w:t>
+        <w:t xml:space="preserve">Three readings of the same ablation grid point to the mechanism (they share one 3-seed run, so we do</w:t>
+      </w:r>
+      <w:r>
+        <w:t xml:space="preserve"> </w:t>
+      </w:r>
+      <w:r>
+        <w:t xml:space="preserve">not present them as independent experiments):</w:t>
       </w:r>
     </w:p>
     <w:p>
@@ -1530,7 +1536,29 @@
           <w:b/>
           <w:bCs/>
         </w:rPr>
-        <w:t xml:space="preserve">−2.6 %</w:t>
+        <w:t xml:space="preserve">−2.4 %</w:t>
+      </w:r>
+      <w:r>
+        <w:t xml:space="preserve"> </w:t>
+      </w:r>
+      <w:r>
+        <w:t xml:space="preserve">(QN prior) or</w:t>
+      </w:r>
+      <w:r>
+        <w:t xml:space="preserve"> </w:t>
+      </w:r>
+      <w:r>
+        <w:rPr>
+          <w:b/>
+          <w:bCs/>
+        </w:rPr>
+        <w:t xml:space="preserve">−2.7 %</w:t>
+      </w:r>
+      <w:r>
+        <w:t xml:space="preserve"> </w:t>
+      </w:r>
+      <w:r>
+        <w:t xml:space="preserve">(rank prior)</w:t>
       </w:r>
     </w:p>
     <w:p>
@@ -1552,23 +1580,7 @@
         <w:t xml:space="preserve">2.982</w:t>
       </w:r>
       <w:r>
-        <w:t xml:space="preserve">) is</w:t>
-      </w:r>
-      <w:r>
-        <w:t xml:space="preserve"> </w:t>
-      </w:r>
-      <w:r>
-        <w:rPr>
-          <w:i/>
-          <w:iCs/>
-        </w:rPr>
-        <w:t xml:space="preserve">worse</w:t>
-      </w:r>
-      <w:r>
-        <w:t xml:space="preserve"> </w:t>
-      </w:r>
-      <w:r>
-        <w:t xml:space="preserve">than literature-only (</w:t>
+        <w:t xml:space="preserve">, 3 seeds) is worse than literature-only (</w:t>
       </w:r>
       <w:r>
         <w:rPr>
@@ -1578,7 +1590,7 @@
         <w:t xml:space="preserve">2.938</w:t>
       </w:r>
       <w:r>
-        <w:t xml:space="preserve">)</w:t>
+        <w:t xml:space="preserve">, rank prior, 3 seeds)</w:t>
       </w:r>
     </w:p>
     <w:p>
@@ -1590,7 +1602,7 @@
         </w:numPr>
       </w:pPr>
       <w:r>
-        <w:t xml:space="preserve">Literature-only under grouped CV (2.938) is indistinguishable from baseline (2.943)</w:t>
+        <w:t xml:space="preserve">On those same three seeds, literature-only (2.938) and the baseline (2.928) are indistinguishable</w:t>
       </w:r>
     </w:p>
     <w:p>
@@ -1599,28 +1611,127 @@
       </w:pPr>
       <w:r>
         <w:rPr>
-          <w:b/>
-          <w:bCs/>
-        </w:rPr>
-        <w:t xml:space="preserve">Your quantile-normalisation hypothesis was correct, and the effect is essentially exact.</w:t>
-      </w:r>
-      <w:r>
-        <w:t xml:space="preserve"> </w:t>
-      </w:r>
-      <w:r>
-        <w:t xml:space="preserve">Quantile-normalised, raw-yield and pure-rank priors differ by only 0.001–0.005 RMSE under both</w:t>
-      </w:r>
-      <w:r>
-        <w:t xml:space="preserve"> </w:t>
-      </w:r>
-      <w:r>
-        <w:t xml:space="preserve">protocols. The Stage-2 trees consume only the prior’s ordering, so the normalisation step can be</w:t>
-      </w:r>
-      <w:r>
-        <w:t xml:space="preserve"> </w:t>
-      </w:r>
-      <w:r>
-        <w:t xml:space="preserve">removed with no loss.</w:t>
+          <w:i/>
+          <w:iCs/>
+        </w:rPr>
+        <w:t xml:space="preserve">(Seed counts differ between these checks and the headline table. The headline PFT figure of 2.995 is a</w:t>
+      </w:r>
+      <w:r>
+        <w:rPr>
+          <w:i/>
+          <w:iCs/>
+        </w:rPr>
+        <w:t xml:space="preserve"> </w:t>
+      </w:r>
+      <w:r>
+        <w:rPr>
+          <w:i/>
+          <w:iCs/>
+        </w:rPr>
+        <w:t xml:space="preserve">5-seed mean; 2.982 is the same configuration over the first 3 seeds only. The ablation grid ran at 3</w:t>
+      </w:r>
+      <w:r>
+        <w:rPr>
+          <w:i/>
+          <w:iCs/>
+        </w:rPr>
+        <w:t xml:space="preserve"> </w:t>
+      </w:r>
+      <w:r>
+        <w:rPr>
+          <w:i/>
+          <w:iCs/>
+        </w:rPr>
+        <w:t xml:space="preserve">seeds throughout.)</w:t>
+      </w:r>
+    </w:p>
+    <w:p>
+      <w:pPr>
+        <w:pStyle w:val="BodyText"/>
+      </w:pPr>
+      <w:r>
+        <w:rPr>
+          <w:b/>
+          <w:bCs/>
+        </w:rPr>
+        <w:t xml:space="preserve">Your quantile-normalisation hypothesis is supported, though we will not state it as strongly as we</w:t>
+      </w:r>
+      <w:r>
+        <w:rPr>
+          <w:b/>
+          <w:bCs/>
+        </w:rPr>
+        <w:t xml:space="preserve"> </w:t>
+      </w:r>
+      <w:r>
+        <w:rPr>
+          <w:b/>
+          <w:bCs/>
+        </w:rPr>
+        <w:t xml:space="preserve">first did.</w:t>
+      </w:r>
+      <w:r>
+        <w:t xml:space="preserve"> </w:t>
+      </w:r>
+      <w:r>
+        <w:t xml:space="preserve">We compared the three label treatments you named under both protocols. The gaps are:</w:t>
+      </w:r>
+      <w:r>
+        <w:t xml:space="preserve"> </w:t>
+      </w:r>
+      <w:r>
+        <w:t xml:space="preserve">row-level 0.006 (QN vs raw) and 0.006 (QN vs rank); catalyst-grouped 0.023 (QN vs raw) and 0.001</w:t>
+      </w:r>
+      <w:r>
+        <w:t xml:space="preserve"> </w:t>
+      </w:r>
+      <w:r>
+        <w:t xml:space="preserve">(QN vs rank). The largest gap sits under our primary protocol, and it is close to the run-to-run</w:t>
+      </w:r>
+      <w:r>
+        <w:t xml:space="preserve"> </w:t>
+      </w:r>
+      <w:r>
+        <w:t xml:space="preserve">spread there (per-configuration standard deviations of 0.022 and 0.035 over 3 seeds). The honest</w:t>
+      </w:r>
+      <w:r>
+        <w:t xml:space="preserve"> </w:t>
+      </w:r>
+      <w:r>
+        <w:t xml:space="preserve">statement is therefore that</w:t>
+      </w:r>
+      <w:r>
+        <w:t xml:space="preserve"> </w:t>
+      </w:r>
+      <w:r>
+        <w:rPr>
+          <w:b/>
+          <w:bCs/>
+        </w:rPr>
+        <w:t xml:space="preserve">no label treatment is distinguishable from another at this seed</w:t>
+      </w:r>
+      <w:r>
+        <w:rPr>
+          <w:b/>
+          <w:bCs/>
+        </w:rPr>
+        <w:t xml:space="preserve"> </w:t>
+      </w:r>
+      <w:r>
+        <w:rPr>
+          <w:b/>
+          <w:bCs/>
+        </w:rPr>
+        <w:t xml:space="preserve">count</w:t>
+      </w:r>
+      <w:r>
+        <w:t xml:space="preserve">, not that the effect is exact. On that evidence the normalisation step can be dropped without</w:t>
+      </w:r>
+      <w:r>
+        <w:t xml:space="preserve"> </w:t>
+      </w:r>
+      <w:r>
+        <w:t xml:space="preserve">a measurable penalty, which is the practical conclusion you anticipated.</w:t>
       </w:r>
     </w:p>
     <w:p>
@@ -1818,7 +1929,13 @@
         <w:t xml:space="preserve"> </w:t>
       </w:r>
       <w:r>
-        <w:t xml:space="preserve">model matches the full 89,074-row model on ranking while training ~100× faster. On genuinely unseen</w:t>
+        <w:t xml:space="preserve">model matches the full 89,074-row model on ranking (Spearman 0.760 vs 0.766, within seed noise) while</w:t>
+      </w:r>
+      <w:r>
+        <w:t xml:space="preserve"> </w:t>
+      </w:r>
+      <w:r>
+        <w:t xml:space="preserve">training on ~100× fewer rows. On genuinely unseen</w:t>
       </w:r>
       <w:r>
         <w:t xml:space="preserve"> </w:t>
@@ -1996,7 +2113,7 @@
         <w:pStyle w:val="BodyText"/>
       </w:pPr>
       <w:r>
-        <w:t xml:space="preserve">We quote intervals rather than point estimates: with ~18 catalysts in a test decile, these</w:t>
+        <w:t xml:space="preserve">We quote intervals rather than point estimates: with 92 catalysts in the top decile of 917, these</w:t>
       </w:r>
       <w:r>
         <w:t xml:space="preserve"> </w:t>
@@ -2641,57 +2758,102 @@
         <w:pStyle w:val="BodyText"/>
       </w:pPr>
       <w:r>
-        <w:t xml:space="preserve">Ba is uniquely non-transferable: the other families are already at 89–93 % of their ceiling having</w:t>
-      </w:r>
-      <w:r>
-        <w:t xml:space="preserve"> </w:t>
-      </w:r>
-      <w:r>
-        <w:t xml:space="preserve">never seen a member, because neighbouring chemistry carries the information. Ba’s curve is still</w:t>
-      </w:r>
-      <w:r>
-        <w:t xml:space="preserve"> </w:t>
-      </w:r>
-      <w:r>
-        <w:t xml:space="preserve">rising at n = 200 while the others saturate near n ≈ 50.</w:t>
-      </w:r>
-      <w:r>
-        <w:t xml:space="preserve"> </w:t>
-      </w:r>
-      <w:r>
-        <w:rPr>
-          <w:b/>
-          <w:bCs/>
-        </w:rPr>
-        <w:t xml:space="preserve">As a practical budget: a chemically</w:t>
-      </w:r>
-      <w:r>
-        <w:rPr>
-          <w:b/>
-          <w:bCs/>
-        </w:rPr>
-        <w:t xml:space="preserve"> </w:t>
-      </w:r>
-      <w:r>
-        <w:rPr>
-          <w:b/>
-          <w:bCs/>
-        </w:rPr>
-        <w:t xml:space="preserve">distinctive new promoter family requires roughly 50–100 labelled catalysts before it can be modelled;</w:t>
-      </w:r>
-      <w:r>
-        <w:rPr>
-          <w:b/>
-          <w:bCs/>
-        </w:rPr>
-        <w:t xml:space="preserve"> </w:t>
-      </w:r>
-      <w:r>
-        <w:rPr>
-          <w:b/>
-          <w:bCs/>
-        </w:rPr>
-        <w:t xml:space="preserve">a family resembling existing chemistry requires 10–25.</w:t>
+        <w:t xml:space="preserve">Ba is the most</w:t>
+      </w:r>
+      <w:r>
+        <w:t xml:space="preserve"> </w:t>
+      </w:r>
+      <w:r>
+        <w:rPr>
+          <w:i/>
+          <w:iCs/>
+        </w:rPr>
+        <w:t xml:space="preserve">consequential</w:t>
+      </w:r>
+      <w:r>
+        <w:t xml:space="preserve"> </w:t>
+      </w:r>
+      <w:r>
+        <w:t xml:space="preserve">family to lose, not the hardest to predict. Across all 28 families we</w:t>
+      </w:r>
+      <w:r>
+        <w:t xml:space="preserve"> </w:t>
+      </w:r>
+      <w:r>
+        <w:t xml:space="preserve">tested, five score below Ba’s 0.526: Pd 0.217, Cu 0.286, Al 0.329, Ni 0.329 and Co 0.493. What sets Ba</w:t>
+      </w:r>
+      <w:r>
+        <w:t xml:space="preserve"> </w:t>
+      </w:r>
+      <w:r>
+        <w:t xml:space="preserve">apart is its weight. It holds 78 % of the top decile, so losing it removes the high-yield regime</w:t>
+      </w:r>
+      <w:r>
+        <w:t xml:space="preserve"> </w:t>
+      </w:r>
+      <w:r>
+        <w:t xml:space="preserve">itself, and it gains far more than any other family from seeing its own members (+0.175, against</w:t>
+      </w:r>
+      <w:r>
+        <w:t xml:space="preserve"> </w:t>
+      </w:r>
+      <w:r>
+        <w:t xml:space="preserve">+0.047 to +0.079 elsewhere).</w:t>
+      </w:r>
+    </w:p>
+    <w:p>
+      <w:pPr>
+        <w:pStyle w:val="BodyText"/>
+      </w:pPr>
+      <w:r>
+        <w:rPr>
+          <w:b/>
+          <w:bCs/>
+        </w:rPr>
+        <w:t xml:space="preserve">On the data budget</w:t>
+      </w:r>
+      <w:r>
+        <w:t xml:space="preserve">, our stored measure is the number of family members needed to reach 80 % of the</w:t>
+      </w:r>
+      <w:r>
+        <w:t xml:space="preserve"> </w:t>
+      </w:r>
+      <w:r>
+        <w:t xml:space="preserve">achievable performance. That number is</w:t>
+      </w:r>
+      <w:r>
+        <w:t xml:space="preserve"> </w:t>
+      </w:r>
+      <w:r>
+        <w:rPr>
+          <w:b/>
+          <w:bCs/>
+        </w:rPr>
+        <w:t xml:space="preserve">10 for Ba and 0 for La, Ti, Zr and Ce</w:t>
+      </w:r>
+      <w:r>
+        <w:t xml:space="preserve"> </w:t>
+      </w:r>
+      <w:r>
+        <w:t xml:space="preserve">— those four already</w:t>
+      </w:r>
+      <w:r>
+        <w:t xml:space="preserve"> </w:t>
+      </w:r>
+      <w:r>
+        <w:t xml:space="preserve">exceed 80 % having seen none. Reaching 95 % takes about 50 for Ba and 25–50 for the others. We would</w:t>
+      </w:r>
+      <w:r>
+        <w:t xml:space="preserve"> </w:t>
+      </w:r>
+      <w:r>
+        <w:t xml:space="preserve">treat this as order-of-magnitude guidance only: for Ti and Zr the per-point seed spread (0.03–0.12) is</w:t>
+      </w:r>
+      <w:r>
+        <w:t xml:space="preserve"> </w:t>
+      </w:r>
+      <w:r>
+        <w:t xml:space="preserve">comparable to the whole learning-curve gain, so those two curves are not resolved.</w:t>
       </w:r>
     </w:p>
     <w:bookmarkEnd w:id="43"/>
@@ -2778,7 +2940,25 @@
         <w:t xml:space="preserve">Ba(90) + Mo(3.33) + Zn(3.33) + Fe(3.33)</w:t>
       </w:r>
       <w:r>
-        <w:t xml:space="preserve">, predicted 18.79 % ± 0.09.</w:t>
+        <w:t xml:space="preserve">, predicted 18.79 %. We</w:t>
+      </w:r>
+      <w:r>
+        <w:t xml:space="preserve"> </w:t>
+      </w:r>
+      <w:r>
+        <w:t xml:space="preserve">deliberately do not attach an error bar to that figure. The ± 0.09 our ensemble reports is only the</w:t>
+      </w:r>
+      <w:r>
+        <w:t xml:space="preserve"> </w:t>
+      </w:r>
+      <w:r>
+        <w:t xml:space="preserve">spread across 10 seeds; the model’s actual catalyst-level error on held-out catalysts is about</w:t>
+      </w:r>
+      <w:r>
+        <w:t xml:space="preserve"> </w:t>
+      </w:r>
+      <w:r>
+        <w:t xml:space="preserve">2.7 yield points (MAE). The number ranks candidates. It does not forecast a yield.</w:t>
       </w:r>
     </w:p>
     <w:p>
@@ -3395,7 +3575,7 @@
         <w:t xml:space="preserve"> </w:t>
       </w:r>
       <w:r>
-        <w:t xml:space="preserve">reasons: ~78.5 % of the literature is out-of-distribution relative to the lab; quantile normalisation</w:t>
+        <w:t xml:space="preserve">reasons: ~79.7 % of the literature is out-of-distribution relative to the lab; quantile normalisation</w:t>
       </w:r>
       <w:r>
         <w:t xml:space="preserve"> </w:t>
@@ -3701,19 +3881,19 @@
         <w:t xml:space="preserve"> </w:t>
       </w:r>
       <w:r>
-        <w:t xml:space="preserve">range the model is not usable for selection out of preparation: its top-decile picks average 11.35 %</w:t>
-      </w:r>
-      <w:r>
-        <w:t xml:space="preserve"> </w:t>
-      </w:r>
-      <w:r>
-        <w:t xml:space="preserve">true yield against a population mean of 10.33 %, while the genuine top decile averages 21.88 %</w:t>
-      </w:r>
-      <w:r>
-        <w:t xml:space="preserve"> </w:t>
-      </w:r>
-      <w:r>
-        <w:t xml:space="preserve">(enrichment 0.42×, i.e. no better than random).</w:t>
+        <w:t xml:space="preserve">range the model is not usable for selection out of preparation: its top-decile picks average 11.50 %</w:t>
+      </w:r>
+      <w:r>
+        <w:t xml:space="preserve"> </w:t>
+      </w:r>
+      <w:r>
+        <w:t xml:space="preserve">true yield against a population mean of 10.34 %, while the genuine top decile averages 21.92 %</w:t>
+      </w:r>
+      <w:r>
+        <w:t xml:space="preserve"> </w:t>
+      </w:r>
+      <w:r>
+        <w:t xml:space="preserve">(enrichment 0.42×, i.e. worse than picking at random).</w:t>
       </w:r>
       <w:r>
         <w:t xml:space="preserve"> </w:t>

--- a/ocm_worknote_taniike.docx
+++ b/ocm_worknote_taniike.docx
@@ -2,32 +2,6 @@
 <file path=word/document.xml><?xml version="1.0" encoding="utf-8"?>
 <w:document xmlns:w="http://schemas.openxmlformats.org/wordprocessingml/2006/main" xmlns:m="http://schemas.openxmlformats.org/officeDocument/2006/math" xmlns:r="http://schemas.openxmlformats.org/officeDocument/2006/relationships" xmlns:o="urn:schemas-microsoft-com:office:office" xmlns:v="urn:schemas-microsoft-com:vml" xmlns:w10="urn:schemas-microsoft-com:office:word" xmlns:a="http://schemas.openxmlformats.org/drawingml/2006/main" xmlns:pic="http://schemas.openxmlformats.org/drawingml/2006/picture" xmlns:wp="http://schemas.openxmlformats.org/drawingml/2006/wordprocessingDrawing">
   <w:body>
-    <w:sdt>
-      <w:sdtPr>
-        <w:docPartObj>
-          <w:docPartGallery w:val="Table of Contents"/>
-          <w:docPartUnique/>
-        </w:docPartObj>
-      </w:sdtPr>
-      <w:sdtContent>
-        <w:p>
-          <w:pPr>
-            <w:pStyle w:val="TOCHeading"/>
-          </w:pPr>
-          <w:r>
-            <w:t xml:space="preserve">Table of Contents</w:t>
-          </w:r>
-        </w:p>
-        <w:p>
-          <w:r>
-            <w:fldChar w:fldCharType="begin" w:dirty="true"/>
-            <w:instrText xml:space="preserve">TOC \o "1-2" \h \z \u</w:instrText>
-            <w:fldChar w:fldCharType="separate"/>
-            <w:fldChar w:fldCharType="end"/>
-          </w:r>
-        </w:p>
-      </w:sdtContent>
-    </w:sdt>
     <w:bookmarkStart w:id="47" w:name="Xc1683ef03f67eb891eab605de8d4b95addc8aac"/>
     <w:p>
       <w:pPr>
@@ -784,19 +758,13 @@
         <w:t xml:space="preserve"> </w:t>
       </w:r>
       <w:r>
-        <w:t xml:space="preserve">at 5 temperatures, giving ~4,400 unique input vectors each</w:t>
-      </w:r>
-      <w:r>
-        <w:t xml:space="preserve"> </w:t>
-      </w:r>
-      <w:r>
-        <w:t xml:space="preserve">measured ~20 times. Because roughly 27 distinct reaction-condition settings per catalyst-temperature are not recorded as features,</w:t>
-      </w:r>
-      <w:r>
-        <w:t xml:space="preserve"> </w:t>
-      </w:r>
-      <w:r>
-        <w:t xml:space="preserve">those repeats are</w:t>
+        <w:t xml:space="preserve">at 5 temperatures, giving 4,399 (catalyst, temperature)</w:t>
+      </w:r>
+      <w:r>
+        <w:t xml:space="preserve"> </w:t>
+      </w:r>
+      <w:r>
+        <w:t xml:space="preserve">cells holding 20.2 rows on average. Your description of these rows as measurements</w:t>
       </w:r>
       <w:r>
         <w:t xml:space="preserve"> </w:t>
@@ -806,50 +774,123 @@
           <w:i/>
           <w:iCs/>
         </w:rPr>
-        <w:t xml:space="preserve">identical inputs with differing yields</w:t>
-      </w:r>
-      <w:r>
-        <w:t xml:space="preserve">. That within-group variance is</w:t>
-      </w:r>
-      <w:r>
-        <w:t xml:space="preserve"> </w:t>
-      </w:r>
-      <w:r>
-        <w:rPr>
-          <w:b/>
-          <w:bCs/>
-        </w:rPr>
-        <w:t xml:space="preserve">18.2 % of</w:t>
-      </w:r>
-      <w:r>
-        <w:rPr>
-          <w:b/>
-          <w:bCs/>
-        </w:rPr>
-        <w:t xml:space="preserve"> </w:t>
-      </w:r>
-      <w:r>
-        <w:rPr>
-          <w:b/>
-          <w:bCs/>
-        </w:rPr>
-        <w:t xml:space="preserve">total yield variance</w:t>
-      </w:r>
-      <w:r>
-        <w:t xml:space="preserve">, so the best attainable row-level RMSE is</w:t>
-      </w:r>
-      <w:r>
-        <w:t xml:space="preserve"> </w:t>
-      </w:r>
-      <w:r>
-        <w:rPr>
-          <w:b/>
-          <w:bCs/>
-        </w:rPr>
-        <w:t xml:space="preserve">1.680</w:t>
-      </w:r>
-      <w:r>
-        <w:t xml:space="preserve">.</w:t>
+        <w:t xml:space="preserve">under different</w:t>
+      </w:r>
+      <w:r>
+        <w:rPr>
+          <w:i/>
+          <w:iCs/>
+        </w:rPr>
+        <w:t xml:space="preserve"> </w:t>
+      </w:r>
+      <w:r>
+        <w:rPr>
+          <w:i/>
+          <w:iCs/>
+        </w:rPr>
+        <w:t xml:space="preserve">reaction conditions</w:t>
+      </w:r>
+      <w:r>
+        <w:t xml:space="preserve"> </w:t>
+      </w:r>
+      <w:r>
+        <w:t xml:space="preserve">is borne out by the row counts themselves, and we should have taken it more</w:t>
+      </w:r>
+      <w:r>
+        <w:t xml:space="preserve"> </w:t>
+      </w:r>
+      <w:r>
+        <w:t xml:space="preserve">literally than we first did. Cell sizes have a hard ceiling at exactly</w:t>
+      </w:r>
+      <w:r>
+        <w:t xml:space="preserve"> </w:t>
+      </w:r>
+      <w:r>
+        <w:rPr>
+          <w:b/>
+          <w:bCs/>
+        </w:rPr>
+        <w:t xml:space="preserve">27</w:t>
+      </w:r>
+      <w:r>
+        <w:t xml:space="preserve">, a second at exactly</w:t>
+      </w:r>
+      <w:r>
+        <w:t xml:space="preserve"> </w:t>
+      </w:r>
+      <w:r>
+        <w:rPr>
+          <w:b/>
+          <w:bCs/>
+        </w:rPr>
+        <w:t xml:space="preserve">54 = 2 × 27</w:t>
+      </w:r>
+      <w:r>
+        <w:t xml:space="preserve">, and nothing above;</w:t>
+      </w:r>
+      <w:r>
+        <w:t xml:space="preserve"> </w:t>
+      </w:r>
+      <w:r>
+        <w:rPr>
+          <w:b/>
+          <w:bCs/>
+        </w:rPr>
+        <w:t xml:space="preserve">15 catalysts hold exactly 135 rows, and all 15 decompose as</w:t>
+      </w:r>
+      <w:r>
+        <w:rPr>
+          <w:b/>
+          <w:bCs/>
+        </w:rPr>
+        <w:t xml:space="preserve"> </w:t>
+      </w:r>
+      <w:r>
+        <w:rPr>
+          <w:b/>
+          <w:bCs/>
+        </w:rPr>
+        <w:t xml:space="preserve">exactly (27, 27, 27, 27, 27)</w:t>
+      </w:r>
+      <w:r>
+        <w:t xml:space="preserve">. That is</w:t>
+      </w:r>
+      <w:r>
+        <w:t xml:space="preserve"> </w:t>
+      </w:r>
+      <w:r>
+        <w:rPr>
+          <w:b/>
+          <w:bCs/>
+        </w:rPr>
+        <w:t xml:space="preserve">5 temperatures × 27 condition settings = 135</w:t>
+      </w:r>
+      <w:r>
+        <w:t xml:space="preserve">, matching</w:t>
+      </w:r>
+      <w:r>
+        <w:t xml:space="preserve"> </w:t>
+      </w:r>
+      <w:r>
+        <w:t xml:space="preserve">the 135 conditions you describe. We also tested the competing reading that 27 was an export cut-off</w:t>
+      </w:r>
+      <w:r>
+        <w:t xml:space="preserve"> </w:t>
+      </w:r>
+      <w:r>
+        <w:t xml:space="preserve">rather than a design size, and rejected it: the spacing between the two lowest values in a 27-row</w:t>
+      </w:r>
+      <w:r>
+        <w:t xml:space="preserve"> </w:t>
+      </w:r>
+      <w:r>
+        <w:t xml:space="preserve">cell is 2.03× the interior spacing, whereas artificially truncating a larger cell to 27 rows gives</w:t>
+      </w:r>
+      <w:r>
+        <w:t xml:space="preserve"> </w:t>
+      </w:r>
+      <w:r>
+        <w:t xml:space="preserve">0.90× — the signature of a complete sample rather than a truncated one.</w:t>
       </w:r>
     </w:p>
     <w:p>
@@ -857,25 +898,113 @@
         <w:pStyle w:val="BodyText"/>
       </w:pPr>
       <w:r>
-        <w:t xml:space="preserve">Version 1 reported 1.907 — only 0.23 above that floor. In hindsight this should itself have prompted</w:t>
-      </w:r>
-      <w:r>
-        <w:t xml:space="preserve"> </w:t>
-      </w:r>
-      <w:r>
-        <w:t xml:space="preserve">suspicion: a model cannot approach the noise ceiling of data it should not be able to memorise.</w:t>
-      </w:r>
-      <w:r>
-        <w:t xml:space="preserve"> </w:t>
-      </w:r>
-      <w:r>
-        <w:t xml:space="preserve">Point-wise RMSE is therefore not merely less relevant than catalyst-level metrics here; it is close to</w:t>
-      </w:r>
-      <w:r>
-        <w:t xml:space="preserve"> </w:t>
-      </w:r>
-      <w:r>
-        <w:t xml:space="preserve">uninformative.</w:t>
+        <w:t xml:space="preserve">The consequence is that these rows are</w:t>
+      </w:r>
+      <w:r>
+        <w:t xml:space="preserve"> </w:t>
+      </w:r>
+      <w:r>
+        <w:rPr>
+          <w:b/>
+          <w:bCs/>
+        </w:rPr>
+        <w:t xml:space="preserve">not replicates</w:t>
+      </w:r>
+      <w:r>
+        <w:t xml:space="preserve">, and the variation across them is not</w:t>
+      </w:r>
+      <w:r>
+        <w:t xml:space="preserve"> </w:t>
+      </w:r>
+      <w:r>
+        <w:t xml:space="preserve">measurement noise. Because those 27 condition settings are absent from the feature table,</w:t>
+      </w:r>
+      <w:r>
+        <w:t xml:space="preserve"> </w:t>
+      </w:r>
+      <w:r>
+        <w:rPr>
+          <w:b/>
+          <w:bCs/>
+        </w:rPr>
+        <w:t xml:space="preserve">19.9 %</w:t>
+      </w:r>
+      <w:r>
+        <w:rPr>
+          <w:b/>
+          <w:bCs/>
+        </w:rPr>
+        <w:t xml:space="preserve"> </w:t>
+      </w:r>
+      <w:r>
+        <w:rPr>
+          <w:b/>
+          <w:bCs/>
+        </w:rPr>
+        <w:t xml:space="preserve">of total yield variance lies within cells</w:t>
+      </w:r>
+      <w:r>
+        <w:t xml:space="preserve"> </w:t>
+      </w:r>
+      <w:r>
+        <w:t xml:space="preserve">and cannot be reached from composition and temperature</w:t>
+      </w:r>
+      <w:r>
+        <w:t xml:space="preserve"> </w:t>
+      </w:r>
+      <w:r>
+        <w:t xml:space="preserve">alone, which floors row-level RMSE at</w:t>
+      </w:r>
+      <w:r>
+        <w:t xml:space="preserve"> </w:t>
+      </w:r>
+      <w:r>
+        <w:rPr>
+          <w:b/>
+          <w:bCs/>
+        </w:rPr>
+        <w:t xml:space="preserve">1.757</w:t>
+      </w:r>
+      <w:r>
+        <w:t xml:space="preserve">. This is a property of the missing columns, not an</w:t>
+      </w:r>
+      <w:r>
+        <w:t xml:space="preserve"> </w:t>
+      </w:r>
+      <w:r>
+        <w:t xml:space="preserve">irreducible physical limit — recovering the condition data would make most of it learnable.</w:t>
+      </w:r>
+    </w:p>
+    <w:p>
+      <w:pPr>
+        <w:pStyle w:val="BodyText"/>
+      </w:pPr>
+      <w:r>
+        <w:t xml:space="preserve">Version 1 reported 1.907 — only 0.15 above that floor. In hindsight this should itself have prompted</w:t>
+      </w:r>
+      <w:r>
+        <w:t xml:space="preserve"> </w:t>
+      </w:r>
+      <w:r>
+        <w:t xml:space="preserve">suspicion: a model cannot approach a floor that assumes knowledge of each catalyst’s own cell means</w:t>
+      </w:r>
+      <w:r>
+        <w:t xml:space="preserve"> </w:t>
+      </w:r>
+      <w:r>
+        <w:t xml:space="preserve">unless it has, in effect, memorised those catalysts. Point-wise RMSE is therefore not merely less</w:t>
+      </w:r>
+      <w:r>
+        <w:t xml:space="preserve"> </w:t>
+      </w:r>
+      <w:r>
+        <w:t xml:space="preserve">relevant than catalyst-level metrics here; it is close to uninformative — and it is precisely the</w:t>
+      </w:r>
+      <w:r>
+        <w:t xml:space="preserve"> </w:t>
+      </w:r>
+      <w:r>
+        <w:t xml:space="preserve">metric that a catalyst-identity leak flatters most.</w:t>
       </w:r>
     </w:p>
     <w:p>
@@ -3763,31 +3892,80 @@
           <w:b/>
           <w:bCs/>
         </w:rPr>
-        <w:t xml:space="preserve">The target carries a measurement-effort confound.</w:t>
-      </w:r>
-      <w:r>
-        <w:t xml:space="preserve"> </w:t>
-      </w:r>
-      <w:r>
-        <w:t xml:space="preserve">47 catalysts have fewer than 20 measurements</w:t>
-      </w:r>
-      <w:r>
-        <w:t xml:space="preserve"> </w:t>
-      </w:r>
-      <w:r>
-        <w:t xml:space="preserve">and systematically low maxima; part is a pure sampling effect, part appears to be deliberate early</w:t>
-      </w:r>
-      <w:r>
-        <w:t xml:space="preserve"> </w:t>
-      </w:r>
-      <w:r>
-        <w:t xml:space="preserve">stopping. Excluding them changes our headline metric by 0.002, so nothing hinges on it — but we</w:t>
-      </w:r>
-      <w:r>
-        <w:t xml:space="preserve"> </w:t>
-      </w:r>
-      <w:r>
-        <w:t xml:space="preserve">would welcome confirmation of which it is.</w:t>
+        <w:t xml:space="preserve">The target carries a measurement-effort confound, and grid coverage is not random.</w:t>
+      </w:r>
+      <w:r>
+        <w:t xml:space="preserve"> </w:t>
+      </w:r>
+      <w:r>
+        <w:t xml:space="preserve">47 catalysts</w:t>
+      </w:r>
+      <w:r>
+        <w:t xml:space="preserve"> </w:t>
+      </w:r>
+      <w:r>
+        <w:t xml:space="preserve">have fewer than 20 measurements and systematically low maxima. More generally, how much of the</w:t>
+      </w:r>
+      <w:r>
+        <w:t xml:space="preserve"> </w:t>
+      </w:r>
+      <w:r>
+        <w:t xml:space="preserve">135-condition grid was actually run tracks how well the catalyst performed: Spearman(cell size,</w:t>
+      </w:r>
+      <w:r>
+        <w:t xml:space="preserve"> </w:t>
+      </w:r>
+      <w:r>
+        <w:t xml:space="preserve">cell maximum yield) =</w:t>
+      </w:r>
+      <w:r>
+        <w:t xml:space="preserve"> </w:t>
+      </w:r>
+      <w:r>
+        <w:rPr>
+          <w:b/>
+          <w:bCs/>
+        </w:rPr>
+        <w:t xml:space="preserve">+0.441</w:t>
+      </w:r>
+      <w:r>
+        <w:t xml:space="preserve">, and mean cell yield rises monotonically from 2.22 % in cells with</w:t>
+      </w:r>
+      <w:r>
+        <w:t xml:space="preserve"> </w:t>
+      </w:r>
+      <w:r>
+        <w:t xml:space="preserve">1–5 rows to 6.05 % in cells with 27. Only 811 of 917 catalysts have all five temperatures present,</w:t>
+      </w:r>
+      <w:r>
+        <w:t xml:space="preserve"> </w:t>
+      </w:r>
+      <w:r>
+        <w:t xml:space="preserve">and 186 catalyst–temperature cells are absent entirely. This reads as unpromising combinations</w:t>
+      </w:r>
+      <w:r>
+        <w:t xml:space="preserve"> </w:t>
+      </w:r>
+      <w:r>
+        <w:t xml:space="preserve">being abandoned partway through the grid. Excluding the low-count catalysts changes our headline</w:t>
+      </w:r>
+      <w:r>
+        <w:t xml:space="preserve"> </w:t>
+      </w:r>
+      <w:r>
+        <w:t xml:space="preserve">metric by 0.002, so no conclusion here hinges on it — but we would welcome confirmation of whether</w:t>
+      </w:r>
+      <w:r>
+        <w:t xml:space="preserve"> </w:t>
+      </w:r>
+      <w:r>
+        <w:t xml:space="preserve">the incomplete cells were stopped deliberately, since that decides whether the bias is correctable</w:t>
+      </w:r>
+      <w:r>
+        <w:t xml:space="preserve"> </w:t>
+      </w:r>
+      <w:r>
+        <w:t xml:space="preserve">or is itself informative.</w:t>
       </w:r>
     </w:p>
     <w:p>
@@ -3809,19 +3987,78 @@
         <w:t xml:space="preserve"> </w:t>
       </w:r>
       <w:r>
-        <w:t xml:space="preserve">If those ~27 variables</w:t>
-      </w:r>
-      <w:r>
-        <w:t xml:space="preserve"> </w:t>
-      </w:r>
-      <w:r>
-        <w:t xml:space="preserve">exist in a retrievable form, the 18.2 % irreducible variance becomes partly learnable and</w:t>
-      </w:r>
-      <w:r>
-        <w:t xml:space="preserve"> </w:t>
-      </w:r>
-      <w:r>
-        <w:t xml:space="preserve">condition-level modelling becomes meaningful.</w:t>
+        <w:t xml:space="preserve">If those ~27 condition</w:t>
+      </w:r>
+      <w:r>
+        <w:t xml:space="preserve"> </w:t>
+      </w:r>
+      <w:r>
+        <w:t xml:space="preserve">settings per catalyst–temperature exist in a retrievable form, the 19.9 % of variance now</w:t>
+      </w:r>
+      <w:r>
+        <w:t xml:space="preserve"> </w:t>
+      </w:r>
+      <w:r>
+        <w:t xml:space="preserve">unreachable from composition and temperature becomes largely learnable, condition-level modelling</w:t>
+      </w:r>
+      <w:r>
+        <w:t xml:space="preserve"> </w:t>
+      </w:r>
+      <w:r>
+        <w:t xml:space="preserve">becomes meaningful, and row-level RMSE becomes a well-posed target again rather than a floor</w:t>
+      </w:r>
+      <w:r>
+        <w:t xml:space="preserve"> </w:t>
+      </w:r>
+      <w:r>
+        <w:t xml:space="preserve">artefact. One further question would settle a reading we could not resolve from the file alone:</w:t>
+      </w:r>
+      <w:r>
+        <w:t xml:space="preserve"> </w:t>
+      </w:r>
+      <w:r>
+        <w:t xml:space="preserve">are the ~27 measurements per catalyst–temperature</w:t>
+      </w:r>
+      <w:r>
+        <w:t xml:space="preserve"> </w:t>
+      </w:r>
+      <w:r>
+        <w:rPr>
+          <w:b/>
+          <w:bCs/>
+        </w:rPr>
+        <w:t xml:space="preserve">distinct reaction conditions</w:t>
+      </w:r>
+      <w:r>
+        <w:t xml:space="preserve">, or successive</w:t>
+      </w:r>
+      <w:r>
+        <w:t xml:space="preserve"> </w:t>
+      </w:r>
+      <w:r>
+        <w:rPr>
+          <w:b/>
+          <w:bCs/>
+        </w:rPr>
+        <w:t xml:space="preserve">time-on-stream samples</w:t>
+      </w:r>
+      <w:r>
+        <w:t xml:space="preserve"> </w:t>
+      </w:r>
+      <w:r>
+        <w:t xml:space="preserve">at a single condition? If the latter, a catalyst’s maximum is a</w:t>
+      </w:r>
+      <w:r>
+        <w:t xml:space="preserve"> </w:t>
+      </w:r>
+      <w:r>
+        <w:t xml:space="preserve">fresh-catalyst transient rather than an achievable optimum, which would change the target we</w:t>
+      </w:r>
+      <w:r>
+        <w:t xml:space="preserve"> </w:t>
+      </w:r>
+      <w:r>
+        <w:t xml:space="preserve">should be predicting.</w:t>
       </w:r>
     </w:p>
     <w:p>

--- a/ocm_worknote_taniike.docx
+++ b/ocm_worknote_taniike.docx
@@ -413,7 +413,7 @@
               <w:t xml:space="preserve"> </w:t>
             </w:r>
             <w:r>
-              <w:t xml:space="preserve">catalysts usefully (ρ = 0.761, enrichment 3.04–4.89×)</w:t>
+              <w:t xml:space="preserve">catalysts usefully (ρ = 0.761 over all 917 catalysts, 0.724 on the 771 with comparable measurement effort; enrichment 3.04–4.89×)</w:t>
             </w:r>
           </w:p>
         </w:tc>
@@ -2081,9 +2081,10 @@
         <w:tblLook w:firstRow="1" w:lastRow="0" w:firstColumn="0" w:lastColumn="0" w:noHBand="0" w:noVBand="0" w:val="0020"/>
       </w:tblPr>
       <w:tblGrid>
-        <w:gridCol w:w="2640"/>
-        <w:gridCol w:w="2640"/>
-        <w:gridCol w:w="2640"/>
+        <w:gridCol w:w="1980"/>
+        <w:gridCol w:w="1980"/>
+        <w:gridCol w:w="1980"/>
+        <w:gridCol w:w="1980"/>
       </w:tblGrid>
       <w:tr>
         <w:trPr>
@@ -2107,7 +2108,7 @@
               <w:pStyle w:val="Compact"/>
             </w:pPr>
             <w:r>
-              <w:t xml:space="preserve">Value</w:t>
+              <w:t xml:space="preserve">All 917 catalysts</w:t>
             </w:r>
           </w:p>
         </w:tc>
@@ -2119,6 +2120,17 @@
             </w:pPr>
             <w:r>
               <w:t xml:space="preserve">95 % CI</w:t>
+            </w:r>
+          </w:p>
+        </w:tc>
+        <w:tc>
+          <w:tcPr/>
+          <w:p>
+            <w:pPr>
+              <w:pStyle w:val="Compact"/>
+            </w:pPr>
+            <w:r>
+              <w:t xml:space="preserve">Equal-effort set (771)</w:t>
             </w:r>
           </w:p>
         </w:tc>
@@ -2154,6 +2166,21 @@
             </w:pPr>
             <w:r>
               <w:t xml:space="preserve">0.725 – 0.785</w:t>
+            </w:r>
+          </w:p>
+        </w:tc>
+        <w:tc>
+          <w:tcPr/>
+          <w:p>
+            <w:pPr>
+              <w:pStyle w:val="Compact"/>
+            </w:pPr>
+            <w:r>
+              <w:rPr>
+                <w:b/>
+                <w:bCs/>
+              </w:rPr>
+              <w:t xml:space="preserve">0.724</w:t>
             </w:r>
           </w:p>
         </w:tc>
@@ -2196,6 +2223,21 @@
             </w:r>
           </w:p>
         </w:tc>
+        <w:tc>
+          <w:tcPr/>
+          <w:p>
+            <w:pPr>
+              <w:pStyle w:val="Compact"/>
+            </w:pPr>
+            <w:r>
+              <w:rPr>
+                <w:b/>
+                <w:bCs/>
+              </w:rPr>
+              <w:t xml:space="preserve">3.77×</w:t>
+            </w:r>
+          </w:p>
+        </w:tc>
       </w:tr>
       <w:tr>
         <w:tc>
@@ -2235,6 +2277,17 @@
             </w:r>
           </w:p>
         </w:tc>
+        <w:tc>
+          <w:tcPr/>
+          <w:p>
+            <w:pPr>
+              <w:pStyle w:val="Compact"/>
+            </w:pPr>
+            <w:r>
+              <w:t xml:space="preserve">0.35</w:t>
+            </w:r>
+          </w:p>
+        </w:tc>
       </w:tr>
     </w:tbl>
     <w:p>
@@ -2249,6 +2302,346 @@
       </w:r>
       <w:r>
         <w:t xml:space="preserve">quantities are considerably less precise than a single number suggests.</w:t>
+      </w:r>
+    </w:p>
+    <w:p>
+      <w:pPr>
+        <w:pStyle w:val="BodyText"/>
+      </w:pPr>
+      <w:r>
+        <w:rPr>
+          <w:b/>
+          <w:bCs/>
+        </w:rPr>
+        <w:t xml:space="preserve">Why the second column exists, and why we consider it the honest one.</w:t>
+      </w:r>
+      <w:r>
+        <w:t xml:space="preserve"> </w:t>
+      </w:r>
+      <w:r>
+        <w:t xml:space="preserve">Grid coverage in your data</w:t>
+      </w:r>
+      <w:r>
+        <w:t xml:space="preserve"> </w:t>
+      </w:r>
+      <w:r>
+        <w:t xml:space="preserve">is coupled to performance — cells that were run further contain better yields — so a score computed</w:t>
+      </w:r>
+      <w:r>
+        <w:t xml:space="preserve"> </w:t>
+      </w:r>
+      <w:r>
+        <w:t xml:space="preserve">over all 917 catalysts is partly a record of which experiments were carried to completion. The</w:t>
+      </w:r>
+      <w:r>
+        <w:t xml:space="preserve"> </w:t>
+      </w:r>
+      <w:r>
+        <w:rPr>
+          <w:i/>
+          <w:iCs/>
+        </w:rPr>
+        <w:t xml:space="preserve">equal-effort set</w:t>
+      </w:r>
+      <w:r>
+        <w:t xml:space="preserve"> </w:t>
+      </w:r>
+      <w:r>
+        <w:t xml:space="preserve">is the 771 catalysts with at least 20 measurements in at least one temperature</w:t>
+      </w:r>
+      <w:r>
+        <w:t xml:space="preserve"> </w:t>
+      </w:r>
+      <w:r>
+        <w:t xml:space="preserve">cell; on that set the coupling is gone by measurement rather than by assumption, with</w:t>
+      </w:r>
+      <w:r>
+        <w:t xml:space="preserve"> </w:t>
+      </w:r>
+      <w:r>
+        <w:t xml:space="preserve">Spearman(measurement count, observed maximum) falling from</w:t>
+      </w:r>
+      <w:r>
+        <w:t xml:space="preserve"> </w:t>
+      </w:r>
+      <w:r>
+        <w:rPr>
+          <w:b/>
+          <w:bCs/>
+        </w:rPr>
+        <w:t xml:space="preserve">+0.293</w:t>
+      </w:r>
+      <w:r>
+        <w:t xml:space="preserve"> </w:t>
+      </w:r>
+      <w:r>
+        <w:t xml:space="preserve">to</w:t>
+      </w:r>
+      <w:r>
+        <w:t xml:space="preserve"> </w:t>
+      </w:r>
+      <w:r>
+        <w:rPr>
+          <w:b/>
+          <w:bCs/>
+        </w:rPr>
+        <w:t xml:space="preserve">+0.003</w:t>
+      </w:r>
+      <w:r>
+        <w:t xml:space="preserve">. Moving to it</w:t>
+      </w:r>
+      <w:r>
+        <w:t xml:space="preserve"> </w:t>
+      </w:r>
+      <w:r>
+        <w:t xml:space="preserve">costs us 0.037 Spearman and 0.51× enrichment.</w:t>
+      </w:r>
+    </w:p>
+    <w:p>
+      <w:pPr>
+        <w:pStyle w:val="BodyText"/>
+      </w:pPr>
+      <w:r>
+        <w:t xml:space="preserve">That drop is not an artifact of scoring fewer catalysts. Drawing 300</w:t>
+      </w:r>
+      <w:r>
+        <w:t xml:space="preserve"> </w:t>
+      </w:r>
+      <w:r>
+        <w:rPr>
+          <w:b/>
+          <w:bCs/>
+        </w:rPr>
+        <w:t xml:space="preserve">random</w:t>
+      </w:r>
+      <w:r>
+        <w:t xml:space="preserve"> </w:t>
+      </w:r>
+      <w:r>
+        <w:t xml:space="preserve">771-catalyst subsets</w:t>
+      </w:r>
+      <w:r>
+        <w:t xml:space="preserve"> </w:t>
+      </w:r>
+      <w:r>
+        <w:t xml:space="preserve">from the</w:t>
+      </w:r>
+      <w:r>
+        <w:t xml:space="preserve"> </w:t>
+      </w:r>
+      <w:r>
+        <w:rPr>
+          <w:i/>
+          <w:iCs/>
+        </w:rPr>
+        <w:t xml:space="preserve">same</w:t>
+      </w:r>
+      <w:r>
+        <w:t xml:space="preserve"> </w:t>
+      </w:r>
+      <w:r>
+        <w:t xml:space="preserve">predictions gives Spearman 0.767 with a 95 % range of 0.756 – 0.780; the equal-effort</w:t>
+      </w:r>
+      <w:r>
+        <w:t xml:space="preserve"> </w:t>
+      </w:r>
+      <w:r>
+        <w:t xml:space="preserve">value of 0.724 lies below that range.</w:t>
+      </w:r>
+    </w:p>
+    <w:p>
+      <w:pPr>
+        <w:pStyle w:val="BodyText"/>
+      </w:pPr>
+      <w:r>
+        <w:rPr>
+          <w:b/>
+          <w:bCs/>
+        </w:rPr>
+        <w:t xml:space="preserve">A negative control we think is worth more than either number.</w:t>
+      </w:r>
+      <w:r>
+        <w:t xml:space="preserve"> </w:t>
+      </w:r>
+      <w:r>
+        <w:t xml:space="preserve">We refitted the identical model</w:t>
+      </w:r>
+      <w:r>
+        <w:t xml:space="preserve"> </w:t>
+      </w:r>
+      <w:r>
+        <w:t xml:space="preserve">with the</w:t>
+      </w:r>
+      <w:r>
+        <w:t xml:space="preserve"> </w:t>
+      </w:r>
+      <w:r>
+        <w:rPr>
+          <w:i/>
+          <w:iCs/>
+        </w:rPr>
+        <w:t xml:space="preserve">number of measurements</w:t>
+      </w:r>
+      <w:r>
+        <w:t xml:space="preserve"> </w:t>
+      </w:r>
+      <w:r>
+        <w:t xml:space="preserve">as its target — it never sees a yield — and ranked catalysts by</w:t>
+      </w:r>
+      <w:r>
+        <w:t xml:space="preserve"> </w:t>
+      </w:r>
+      <w:r>
+        <w:t xml:space="preserve">predicted measurement effort. That ranking reaches</w:t>
+      </w:r>
+      <w:r>
+        <w:t xml:space="preserve"> </w:t>
+      </w:r>
+      <w:r>
+        <w:rPr>
+          <w:b/>
+          <w:bCs/>
+        </w:rPr>
+        <w:t xml:space="preserve">Spearman 0.400</w:t>
+      </w:r>
+      <w:r>
+        <w:t xml:space="preserve"> </w:t>
+      </w:r>
+      <w:r>
+        <w:t xml:space="preserve">against observed maximum yield,</w:t>
+      </w:r>
+      <w:r>
+        <w:t xml:space="preserve"> </w:t>
+      </w:r>
+      <w:r>
+        <w:t xml:space="preserve">but its enrichment is</w:t>
+      </w:r>
+      <w:r>
+        <w:t xml:space="preserve"> </w:t>
+      </w:r>
+      <w:r>
+        <w:rPr>
+          <w:b/>
+          <w:bCs/>
+        </w:rPr>
+        <w:t xml:space="preserve">0.87×</w:t>
+      </w:r>
+      <w:r>
+        <w:t xml:space="preserve">, i.e. no better than choosing at random. So rank correlation is</w:t>
+      </w:r>
+      <w:r>
+        <w:t xml:space="preserve"> </w:t>
+      </w:r>
+      <w:r>
+        <w:t xml:space="preserve">partly purchasable from experimental effort, whereas enrichment is not. This is the concrete reason</w:t>
+      </w:r>
+      <w:r>
+        <w:t xml:space="preserve"> </w:t>
+      </w:r>
+      <w:r>
+        <w:t xml:space="preserve">we treat enrichment, not ρ, as the primary screening metric — and it is the sharpest test we could</w:t>
+      </w:r>
+      <w:r>
+        <w:t xml:space="preserve"> </w:t>
+      </w:r>
+      <w:r>
+        <w:t xml:space="preserve">devise of whether the model is merely recognising which catalysts you chose to finish.</w:t>
+      </w:r>
+    </w:p>
+    <w:p>
+      <w:pPr>
+        <w:pStyle w:val="BodyText"/>
+      </w:pPr>
+      <w:r>
+        <w:t xml:space="preserve">One consequence for campaign design. Inside the model’s own top-ranked catalysts — the only regime a</w:t>
+      </w:r>
+      <w:r>
+        <w:t xml:space="preserve"> </w:t>
+      </w:r>
+      <w:r>
+        <w:t xml:space="preserve">synthesis campaign ever occupies — the internal ranking carries little information: ρ within the top</w:t>
+      </w:r>
+      <w:r>
+        <w:t xml:space="preserve"> </w:t>
+      </w:r>
+      <w:r>
+        <w:t xml:space="preserve">150 predictions is</w:t>
+      </w:r>
+      <w:r>
+        <w:t xml:space="preserve"> </w:t>
+      </w:r>
+      <w:r>
+        <w:rPr>
+          <w:b/>
+          <w:bCs/>
+        </w:rPr>
+        <w:t xml:space="preserve">0.179</w:t>
+      </w:r>
+      <w:r>
+        <w:t xml:space="preserve">, and within the top 20 it is</w:t>
+      </w:r>
+      <w:r>
+        <w:t xml:space="preserve"> </w:t>
+      </w:r>
+      <w:r>
+        <w:rPr>
+          <w:b/>
+          <w:bCs/>
+        </w:rPr>
+        <w:t xml:space="preserve">−0.066</w:t>
+      </w:r>
+      <w:r>
+        <w:t xml:space="preserve">. The model</w:t>
+      </w:r>
+      <w:r>
+        <w:t xml:space="preserve"> </w:t>
+      </w:r>
+      <w:r>
+        <w:rPr>
+          <w:i/>
+          <w:iCs/>
+        </w:rPr>
+        <w:t xml:space="preserve">selects</w:t>
+      </w:r>
+      <w:r>
+        <w:t xml:space="preserve"> </w:t>
+      </w:r>
+      <w:r>
+        <w:t xml:space="preserve">well (its</w:t>
+      </w:r>
+      <w:r>
+        <w:t xml:space="preserve"> </w:t>
+      </w:r>
+      <w:r>
+        <w:t xml:space="preserve">top 20 average 17.3 % observed maximum against ~10.5 % for the library as a whole) but does not</w:t>
+      </w:r>
+      <w:r>
+        <w:t xml:space="preserve"> </w:t>
+      </w:r>
+      <w:r>
+        <w:rPr>
+          <w:i/>
+          <w:iCs/>
+        </w:rPr>
+        <w:t xml:space="preserve">order</w:t>
+      </w:r>
+      <w:r>
+        <w:t xml:space="preserve"> </w:t>
+      </w:r>
+      <w:r>
+        <w:t xml:space="preserve">within its own selection. A shortlist should therefore be treated as a set to be tested, not</w:t>
+      </w:r>
+      <w:r>
+        <w:t xml:space="preserve"> </w:t>
+      </w:r>
+      <w:r>
+        <w:t xml:space="preserve">as a league table, and a campaign small enough to fit inside that regime cannot by itself confirm or</w:t>
+      </w:r>
+      <w:r>
+        <w:t xml:space="preserve"> </w:t>
+      </w:r>
+      <w:r>
+        <w:t xml:space="preserve">refute the model.</w:t>
       </w:r>
     </w:p>
     <w:p>
@@ -2942,47 +3335,172 @@
         <w:t xml:space="preserve">On the data budget</w:t>
       </w:r>
       <w:r>
-        <w:t xml:space="preserve">, our stored measure is the number of family members needed to reach 80 % of the</w:t>
-      </w:r>
-      <w:r>
-        <w:t xml:space="preserve"> </w:t>
-      </w:r>
-      <w:r>
-        <w:t xml:space="preserve">achievable performance. That number is</w:t>
-      </w:r>
-      <w:r>
-        <w:t xml:space="preserve"> </w:t>
-      </w:r>
-      <w:r>
-        <w:rPr>
-          <w:b/>
-          <w:bCs/>
-        </w:rPr>
-        <w:t xml:space="preserve">10 for Ba and 0 for La, Ti, Zr and Ce</w:t>
-      </w:r>
-      <w:r>
-        <w:t xml:space="preserve"> </w:t>
-      </w:r>
-      <w:r>
-        <w:t xml:space="preserve">— those four already</w:t>
-      </w:r>
-      <w:r>
-        <w:t xml:space="preserve"> </w:t>
-      </w:r>
-      <w:r>
-        <w:t xml:space="preserve">exceed 80 % having seen none. Reaching 95 % takes about 50 for Ba and 25–50 for the others. We would</w:t>
-      </w:r>
-      <w:r>
-        <w:t xml:space="preserve"> </w:t>
-      </w:r>
-      <w:r>
-        <w:t xml:space="preserve">treat this as order-of-magnitude guidance only: for Ti and Zr the per-point seed spread (0.03–0.12) is</w:t>
-      </w:r>
-      <w:r>
-        <w:t xml:space="preserve"> </w:t>
-      </w:r>
-      <w:r>
-        <w:t xml:space="preserve">comparable to the whole learning-curve gain, so those two curves are not resolved.</w:t>
+        <w:t xml:space="preserve">, the threshold depends entirely on how</w:t>
+      </w:r>
+      <w:r>
+        <w:t xml:space="preserve"> </w:t>
+      </w:r>
+      <w:r>
+        <w:t xml:space="preserve">“80 % of achievable performance”</w:t>
+      </w:r>
+      <w:r>
+        <w:t xml:space="preserve"> </w:t>
+      </w:r>
+      <w:r>
+        <w:t xml:space="preserve">is</w:t>
+      </w:r>
+      <w:r>
+        <w:t xml:space="preserve"> </w:t>
+      </w:r>
+      <w:r>
+        <w:t xml:space="preserve">defined, and the two natural readings differ by a factor of five. We give both rather than quote one.</w:t>
+      </w:r>
+    </w:p>
+    <w:p>
+      <w:pPr>
+        <w:pStyle w:val="BodyText"/>
+      </w:pPr>
+      <w:r>
+        <w:t xml:space="preserve">For Ba the learning curve runs 0.509 (no Ba in training) → 0.565 (10 members) → 0.616 (25) → 0.651</w:t>
+      </w:r>
+      <w:r>
+        <w:t xml:space="preserve"> </w:t>
+      </w:r>
+      <w:r>
+        <w:t xml:space="preserve">(50) → 0.683 (all 204). Taking 80 % of the</w:t>
+      </w:r>
+      <w:r>
+        <w:t xml:space="preserve"> </w:t>
+      </w:r>
+      <w:r>
+        <w:rPr>
+          <w:b/>
+          <w:bCs/>
+        </w:rPr>
+        <w:t xml:space="preserve">final level</w:t>
+      </w:r>
+      <w:r>
+        <w:t xml:space="preserve"> </w:t>
+      </w:r>
+      <w:r>
+        <w:t xml:space="preserve">(0.8 × 0.683 = 0.547) puts the threshold at</w:t>
+      </w:r>
+      <w:r>
+        <w:t xml:space="preserve"> </w:t>
+      </w:r>
+      <w:r>
+        <w:rPr>
+          <w:b/>
+          <w:bCs/>
+        </w:rPr>
+        <w:t xml:space="preserve">10 members</w:t>
+      </w:r>
+      <w:r>
+        <w:t xml:space="preserve">; taking 80 % of the</w:t>
+      </w:r>
+      <w:r>
+        <w:t xml:space="preserve"> </w:t>
+      </w:r>
+      <w:r>
+        <w:rPr>
+          <w:b/>
+          <w:bCs/>
+        </w:rPr>
+        <w:t xml:space="preserve">gain from seeing the family</w:t>
+      </w:r>
+      <w:r>
+        <w:t xml:space="preserve"> </w:t>
+      </w:r>
+      <w:r>
+        <w:t xml:space="preserve">(0.509 + 0.8 × 0.174 = 0.648) puts</w:t>
+      </w:r>
+      <w:r>
+        <w:t xml:space="preserve"> </w:t>
+      </w:r>
+      <w:r>
+        <w:t xml:space="preserve">it at roughly</w:t>
+      </w:r>
+      <w:r>
+        <w:t xml:space="preserve"> </w:t>
+      </w:r>
+      <w:r>
+        <w:rPr>
+          <w:b/>
+          <w:bCs/>
+        </w:rPr>
+        <w:t xml:space="preserve">50</w:t>
+      </w:r>
+      <w:r>
+        <w:t xml:space="preserve">. Our stored figure uses the first definition. We now think the second is the more</w:t>
+      </w:r>
+      <w:r>
+        <w:t xml:space="preserve"> </w:t>
+      </w:r>
+      <w:r>
+        <w:t xml:space="preserve">meaningful one, because Ba already reaches 0.509 having seen no Ba catalysts at all — so 80 % of the</w:t>
+      </w:r>
+      <w:r>
+        <w:t xml:space="preserve"> </w:t>
+      </w:r>
+      <w:r>
+        <w:t xml:space="preserve">level is a bar that is nearly cleared by seeing nothing, and the</w:t>
+      </w:r>
+      <w:r>
+        <w:t xml:space="preserve"> </w:t>
+      </w:r>
+      <w:r>
+        <w:t xml:space="preserve">“10”</w:t>
+      </w:r>
+      <w:r>
+        <w:t xml:space="preserve"> </w:t>
+      </w:r>
+      <w:r>
+        <w:t xml:space="preserve">understates what is actually</w:t>
+      </w:r>
+      <w:r>
+        <w:t xml:space="preserve"> </w:t>
+      </w:r>
+      <w:r>
+        <w:t xml:space="preserve">required. The same caution applies to the</w:t>
+      </w:r>
+      <w:r>
+        <w:t xml:space="preserve"> </w:t>
+      </w:r>
+      <w:r>
+        <w:rPr>
+          <w:b/>
+          <w:bCs/>
+        </w:rPr>
+        <w:t xml:space="preserve">0 for La, Ti, Zr and Ce</w:t>
+      </w:r>
+      <w:r>
+        <w:t xml:space="preserve">: those four exceed 80 % of their</w:t>
+      </w:r>
+      <w:r>
+        <w:t xml:space="preserve"> </w:t>
+      </w:r>
+      <w:r>
+        <w:t xml:space="preserve">final level having seen none, which says more about the leniency of that bar than about the families.</w:t>
+      </w:r>
+    </w:p>
+    <w:p>
+      <w:pPr>
+        <w:pStyle w:val="BodyText"/>
+      </w:pPr>
+      <w:r>
+        <w:t xml:space="preserve">Reaching 95 % takes about 50 for Ba and 25–50 for the others. We would treat all of this as</w:t>
+      </w:r>
+      <w:r>
+        <w:t xml:space="preserve"> </w:t>
+      </w:r>
+      <w:r>
+        <w:t xml:space="preserve">order-of-magnitude guidance only: for Ti and Zr the per-point seed spread (0.03–0.12) is comparable to</w:t>
+      </w:r>
+      <w:r>
+        <w:t xml:space="preserve"> </w:t>
+      </w:r>
+      <w:r>
+        <w:t xml:space="preserve">the whole learning-curve gain, so those two curves are not resolved.</w:t>
       </w:r>
     </w:p>
     <w:bookmarkEnd w:id="43"/>
@@ -3543,6 +4061,183 @@
       </w:r>
       <w:r>
         <w:t xml:space="preserve">split.</w:t>
+      </w:r>
+    </w:p>
+    <w:p>
+      <w:pPr>
+        <w:pStyle w:val="BodyText"/>
+      </w:pPr>
+      <w:r>
+        <w:rPr>
+          <w:b/>
+          <w:bCs/>
+        </w:rPr>
+        <w:t xml:space="preserve">A limit we should state plainly before you spend reactor time.</w:t>
+      </w:r>
+      <w:r>
+        <w:t xml:space="preserve"> </w:t>
+      </w:r>
+      <w:r>
+        <w:t xml:space="preserve">Seventeen catalysts, all drawn from</w:t>
+      </w:r>
+      <w:r>
+        <w:t xml:space="preserve"> </w:t>
+      </w:r>
+      <w:r>
+        <w:t xml:space="preserve">the model’s top-ranked region and with no control arm, cannot confirm or refute the model. As noted in</w:t>
+      </w:r>
+      <w:r>
+        <w:t xml:space="preserve"> </w:t>
+      </w:r>
+      <w:r>
+        <w:t xml:space="preserve">§6, the model’s internal ordering inside that region is close to uninformative (ρ = 0.179 within its</w:t>
+      </w:r>
+      <w:r>
+        <w:t xml:space="preserve"> </w:t>
+      </w:r>
+      <w:r>
+        <w:t xml:space="preserve">top 150, −0.066 within its top 20), so a campaign drawn entirely from it has very wide error bars on</w:t>
+      </w:r>
+      <w:r>
+        <w:t xml:space="preserve"> </w:t>
+      </w:r>
+      <w:r>
+        <w:t xml:space="preserve">any correlation it measures. The list is a reasonable set of catalysts to</w:t>
+      </w:r>
+      <w:r>
+        <w:t xml:space="preserve"> </w:t>
+      </w:r>
+      <w:r>
+        <w:rPr>
+          <w:i/>
+          <w:iCs/>
+        </w:rPr>
+        <w:t xml:space="preserve">try</w:t>
+      </w:r>
+      <w:r>
+        <w:t xml:space="preserve">; it is not a test.</w:t>
+      </w:r>
+    </w:p>
+    <w:p>
+      <w:pPr>
+        <w:pStyle w:val="BodyText"/>
+      </w:pPr>
+      <w:r>
+        <w:t xml:space="preserve">If a test is wanted, our retrospective replay on your own archive suggests a different allocation of</w:t>
+      </w:r>
+      <w:r>
+        <w:t xml:space="preserve"> </w:t>
+      </w:r>
+      <w:r>
+        <w:t xml:space="preserve">the same reactor budget. Measuring 5 conditions at each of 750, 800, 850 and 900 °C — 20 runs rather</w:t>
+      </w:r>
+      <w:r>
+        <w:t xml:space="preserve"> </w:t>
+      </w:r>
+      <w:r>
+        <w:t xml:space="preserve">than 135 — reproduces the ranking of your 811 fully-measured catalysts at ρ =</w:t>
+      </w:r>
+      <w:r>
+        <w:t xml:space="preserve"> </w:t>
+      </w:r>
+      <w:r>
+        <w:rPr>
+          <w:b/>
+          <w:bCs/>
+        </w:rPr>
+        <w:t xml:space="preserve">0.955</w:t>
+      </w:r>
+      <w:r>
+        <w:t xml:space="preserve"> </w:t>
+      </w:r>
+      <w:r>
+        <w:t xml:space="preserve">(systematically</w:t>
+      </w:r>
+      <w:r>
+        <w:t xml:space="preserve"> </w:t>
+      </w:r>
+      <w:r>
+        <w:t xml:space="preserve">low by 1.31 yield points, a bias that can be pre-declared). That buys roughly 72 catalysts screened</w:t>
+      </w:r>
+      <w:r>
+        <w:t xml:space="preserve"> </w:t>
+      </w:r>
+      <w:r>
+        <w:t xml:space="preserve">instead of 17 measured exhaustively, with the best few then confirmed at full coverage, and with part</w:t>
+      </w:r>
+      <w:r>
+        <w:t xml:space="preserve"> </w:t>
+      </w:r>
+      <w:r>
+        <w:t xml:space="preserve">of the batch drawn at random from the same candidate grammar as a control arm. The cost is more</w:t>
+      </w:r>
+      <w:r>
+        <w:t xml:space="preserve"> </w:t>
+      </w:r>
+      <w:r>
+        <w:t xml:space="preserve">syntheses for the same number of reactor runs, which may or may not suit your constraints.</w:t>
+      </w:r>
+    </w:p>
+    <w:p>
+      <w:pPr>
+        <w:pStyle w:val="BodyText"/>
+      </w:pPr>
+      <w:r>
+        <w:t xml:space="preserve">This depends on one thing we could not determine from the data file, and it is the question we would</w:t>
+      </w:r>
+      <w:r>
+        <w:t xml:space="preserve"> </w:t>
+      </w:r>
+      <w:r>
+        <w:t xml:space="preserve">most like answered:</w:t>
+      </w:r>
+      <w:r>
+        <w:t xml:space="preserve"> </w:t>
+      </w:r>
+      <w:r>
+        <w:rPr>
+          <w:b/>
+          <w:bCs/>
+        </w:rPr>
+        <w:t xml:space="preserve">are the ~27 measurements per catalyst–temperature distinct reaction conditions,</w:t>
+      </w:r>
+      <w:r>
+        <w:rPr>
+          <w:b/>
+          <w:bCs/>
+        </w:rPr>
+        <w:t xml:space="preserve"> </w:t>
+      </w:r>
+      <w:r>
+        <w:rPr>
+          <w:b/>
+          <w:bCs/>
+        </w:rPr>
+        <w:t xml:space="preserve">or successive time-on-stream samples at a single condition?</w:t>
+      </w:r>
+      <w:r>
+        <w:t xml:space="preserve"> </w:t>
+      </w:r>
+      <w:r>
+        <w:t xml:space="preserve">If the latter, then selecting 5 of 27</w:t>
+      </w:r>
+      <w:r>
+        <w:t xml:space="preserve"> </w:t>
+      </w:r>
+      <w:r>
+        <w:t xml:space="preserve">saves analysis rather than reactor hours, the arithmetic above changes, and — more importantly — a</w:t>
+      </w:r>
+      <w:r>
+        <w:t xml:space="preserve"> </w:t>
+      </w:r>
+      <w:r>
+        <w:t xml:space="preserve">catalyst’s observed maximum is a fresh-catalyst transient rather than an achievable optimum, which</w:t>
+      </w:r>
+      <w:r>
+        <w:t xml:space="preserve"> </w:t>
+      </w:r>
+      <w:r>
+        <w:t xml:space="preserve">would change what our target quantity means.</w:t>
       </w:r>
     </w:p>
     <w:bookmarkEnd w:id="44"/>

--- a/ocm_worknote_taniike.docx
+++ b/ocm_worknote_taniike.docx
@@ -2,6 +2,32 @@
 <file path=word/document.xml><?xml version="1.0" encoding="utf-8"?>
 <w:document xmlns:w="http://schemas.openxmlformats.org/wordprocessingml/2006/main" xmlns:m="http://schemas.openxmlformats.org/officeDocument/2006/math" xmlns:r="http://schemas.openxmlformats.org/officeDocument/2006/relationships" xmlns:o="urn:schemas-microsoft-com:office:office" xmlns:v="urn:schemas-microsoft-com:vml" xmlns:w10="urn:schemas-microsoft-com:office:word" xmlns:a="http://schemas.openxmlformats.org/drawingml/2006/main" xmlns:pic="http://schemas.openxmlformats.org/drawingml/2006/picture" xmlns:wp="http://schemas.openxmlformats.org/drawingml/2006/wordprocessingDrawing">
   <w:body>
+    <w:sdt>
+      <w:sdtPr>
+        <w:docPartObj>
+          <w:docPartGallery w:val="Table of Contents"/>
+          <w:docPartUnique/>
+        </w:docPartObj>
+      </w:sdtPr>
+      <w:sdtContent>
+        <w:p>
+          <w:pPr>
+            <w:pStyle w:val="TOCHeading"/>
+          </w:pPr>
+          <w:r>
+            <w:t xml:space="preserve">Table of Contents</w:t>
+          </w:r>
+        </w:p>
+        <w:p>
+          <w:r>
+            <w:fldChar w:fldCharType="begin" w:dirty="true"/>
+            <w:instrText xml:space="preserve">TOC \o "1-2" \h \z \u</w:instrText>
+            <w:fldChar w:fldCharType="separate"/>
+            <w:fldChar w:fldCharType="end"/>
+          </w:r>
+        </w:p>
+      </w:sdtContent>
+    </w:sdt>
     <w:bookmarkStart w:id="47" w:name="Xc1683ef03f67eb891eab605de8d4b95addc8aac"/>
     <w:p>
       <w:pPr>
@@ -878,19 +904,44 @@
         <w:t xml:space="preserve"> </w:t>
       </w:r>
       <w:r>
-        <w:t xml:space="preserve">rather than a design size, and rejected it: the spacing between the two lowest values in a 27-row</w:t>
-      </w:r>
-      <w:r>
-        <w:t xml:space="preserve"> </w:t>
-      </w:r>
-      <w:r>
-        <w:t xml:space="preserve">cell is 2.03× the interior spacing, whereas artificially truncating a larger cell to 27 rows gives</w:t>
-      </w:r>
-      <w:r>
-        <w:t xml:space="preserve"> </w:t>
-      </w:r>
-      <w:r>
-        <w:t xml:space="preserve">0.90× — the signature of a complete sample rather than a truncated one.</w:t>
+        <w:t xml:space="preserve">rather than a design size, and rejected it:</w:t>
+      </w:r>
+      <w:r>
+        <w:t xml:space="preserve"> </w:t>
+      </w:r>
+      <w:r>
+        <w:rPr>
+          <w:b/>
+          <w:bCs/>
+        </w:rPr>
+        <w:t xml:space="preserve">104 cells hold more than 27 rows</w:t>
+      </w:r>
+      <w:r>
+        <w:t xml:space="preserve">, which a top-27</w:t>
+      </w:r>
+      <w:r>
+        <w:t xml:space="preserve"> </w:t>
+      </w:r>
+      <w:r>
+        <w:t xml:space="preserve">cut-off could not have produced. (An order-statistic comparison of the gap structure agrees, but the</w:t>
+      </w:r>
+      <w:r>
+        <w:t xml:space="preserve"> </w:t>
+      </w:r>
+      <w:r>
+        <w:t xml:space="preserve">count is the argument that settles it.) One caveat we should state plainly: the rows within each cell</w:t>
+      </w:r>
+      <w:r>
+        <w:t xml:space="preserve"> </w:t>
+      </w:r>
+      <w:r>
+        <w:t xml:space="preserve">arrive already sorted by yield, which is what an export cut-off would also look like — so we lean on</w:t>
+      </w:r>
+      <w:r>
+        <w:t xml:space="preserve"> </w:t>
+      </w:r>
+      <w:r>
+        <w:t xml:space="preserve">the count rather than on the shape of the distribution.</w:t>
       </w:r>
     </w:p>
     <w:p>
@@ -4135,29 +4186,57 @@
         <w:t xml:space="preserve"> </w:t>
       </w:r>
       <w:r>
-        <w:t xml:space="preserve">than 135 — reproduces the ranking of your 811 fully-measured catalysts at ρ =</w:t>
-      </w:r>
-      <w:r>
-        <w:t xml:space="preserve"> </w:t>
-      </w:r>
-      <w:r>
-        <w:rPr>
-          <w:b/>
-          <w:bCs/>
-        </w:rPr>
-        <w:t xml:space="preserve">0.955</w:t>
-      </w:r>
-      <w:r>
-        <w:t xml:space="preserve"> </w:t>
-      </w:r>
-      <w:r>
-        <w:t xml:space="preserve">(systematically</w:t>
-      </w:r>
-      <w:r>
-        <w:t xml:space="preserve"> </w:t>
-      </w:r>
-      <w:r>
-        <w:t xml:space="preserve">low by 1.31 yield points, a bias that can be pre-declared). That buys roughly 72 catalysts screened</w:t>
+        <w:t xml:space="preserve">than 135 — reproduces the full ranking at ρ =</w:t>
+      </w:r>
+      <w:r>
+        <w:t xml:space="preserve"> </w:t>
+      </w:r>
+      <w:r>
+        <w:rPr>
+          <w:b/>
+          <w:bCs/>
+        </w:rPr>
+        <w:t xml:space="preserve">0.949</w:t>
+      </w:r>
+      <w:r>
+        <w:t xml:space="preserve"> </w:t>
+      </w:r>
+      <w:r>
+        <w:t xml:space="preserve">(200 resamples, spread ±0.003; systematically</w:t>
+      </w:r>
+      <w:r>
+        <w:t xml:space="preserve"> </w:t>
+      </w:r>
+      <w:r>
+        <w:t xml:space="preserve">low by 1.38 yield points, a bias that can be pre-declared). This is measured on the</w:t>
+      </w:r>
+      <w:r>
+        <w:t xml:space="preserve"> </w:t>
+      </w:r>
+      <w:r>
+        <w:rPr>
+          <w:b/>
+          <w:bCs/>
+        </w:rPr>
+        <w:t xml:space="preserve">759</w:t>
+      </w:r>
+      <w:r>
+        <w:t xml:space="preserve"> </w:t>
+      </w:r>
+      <w:r>
+        <w:t xml:space="preserve">catalysts</w:t>
+      </w:r>
+      <w:r>
+        <w:t xml:space="preserve"> </w:t>
+      </w:r>
+      <w:r>
+        <w:t xml:space="preserve">that carry at least 5 rows in each of those four cells, out of the 811 measured at all five</w:t>
+      </w:r>
+      <w:r>
+        <w:t xml:space="preserve"> </w:t>
+      </w:r>
+      <w:r>
+        <w:t xml:space="preserve">temperatures. That buys roughly 72 catalysts screened</w:t>
       </w:r>
       <w:r>
         <w:t xml:space="preserve"> </w:t>
